--- a/fra/docx/017.content.docx
+++ b/fra/docx/017.content.docx
@@ -128,19 +128,6 @@
           <w:lang w:val="fr_FR" w:bidi="fr_FR"/>
         </w:rPr>
         <w:t>N</w:t>
-      </w:r>
-      <w:r>
-        <w:rPr>
-          <w:lang w:val="fr_FR" w:bidi="fr_FR"/>
-        </w:rPr>
-      </w:r>
-    </w:p>
-    <w:p>
-      <w:pPr/>
-      <w:r>
-        <w:rPr>
-          <w:lang w:val="fr_FR" w:bidi="fr_FR"/>
-        </w:rPr>
       </w:r>
       <w:r>
         <w:rPr>

--- a/fra/docx/017.content.docx
+++ b/fra/docx/017.content.docx
@@ -19,7 +19,7 @@
         <w:rPr>
           <w:lang w:val="fr_FR" w:bidi="fr_FR"/>
         </w:rPr>
-        <w:t>Resource: Termes clés (unfoldingWord)</w:t>
+        <w:t>Resource: unfoldingWord® Translation Words</w:t>
       </w:r>
       <w:r>
         <w:rPr>
@@ -90,7 +90,7 @@
         <w:rPr>
           <w:lang w:val="fr_FR" w:bidi="fr_FR"/>
         </w:rPr>
-        <w:t>Termes clés (unfoldingWord)</w:t>
+        <w:t>unfoldingWord® Translation Words</w:t>
       </w:r>
     </w:p>
     <w:p>

--- a/fra/docx/017.content.docx
+++ b/fra/docx/017.content.docx
@@ -127,7 +127,7 @@
         <w:rPr>
           <w:lang w:val="fr_FR" w:bidi="fr_FR"/>
         </w:rPr>
-        <w:t>N</w:t>
+        <w:t>O</w:t>
       </w:r>
       <w:r>
         <w:rPr>
@@ -190,7 +190,7 @@
         <w:rPr>
           <w:lang w:val="fr_FR" w:bidi="fr_FR"/>
         </w:rPr>
-        <w:t>Naaman</w:t>
+        <w:t>Offrande de grain</w:t>
       </w:r>
       <w:r>
         <w:rPr>
@@ -206,7 +206,7 @@
         <w:rPr>
           <w:lang w:val="fr_FR" w:bidi="fr_FR"/>
         </w:rPr>
-        <w:t>Donnée :</w:t>
+        <w:t>Définition :</w:t>
       </w:r>
     </w:p>
     <w:p>
@@ -220,7 +220,7 @@
         <w:rPr>
           <w:lang w:val="fr_FR" w:bidi="fr_FR"/>
         </w:rPr>
-        <w:t>Dans l'Ancien Testament, Naaman était le commandant de l'armée du roi de Syrie.</w:t>
+        <w:t>"Une offrande de grain était un don de blé ou de la farine d'orge offerte à Dieu, souvent après un holocauste.</w:t>
       </w:r>
     </w:p>
     <w:p>
@@ -238,7 +238,7 @@
         <w:rPr>
           <w:lang w:val="fr_FR" w:bidi="fr_FR"/>
         </w:rPr>
-        <w:t>Naaman avait une maladie de peau terrible que personne ne savait comment guérir.</w:t>
+        <w:t>Le grain utilisé pour l'offrande était finement broyé et parfois il était cuit avant d'être offert; d'autres fois, il a été laissé non cuit.</w:t>
       </w:r>
     </w:p>
     <w:p>
@@ -256,7 +256,80 @@
         <w:rPr>
           <w:lang w:val="fr_FR" w:bidi="fr_FR"/>
         </w:rPr>
-        <w:t>Un esclave juif dans la maison de Naaman lui a dit d'aller demander au prophète Élisée de le guérir.</w:t>
+        <w:t>L'huile et le sel devaient être ajoutés à la farine de céréales, mais la levure ou le miel n'était pas autorisé.</w:t>
+      </w:r>
+    </w:p>
+    <w:p>
+      <w:pPr/>
+      <w:r>
+        <w:rPr>
+          <w:lang w:val="fr_FR" w:bidi="fr_FR"/>
+        </w:rPr>
+      </w:r>
+      <w:r>
+        <w:rPr>
+          <w:lang w:val="fr_FR" w:bidi="fr_FR"/>
+        </w:rPr>
+        <w:t>(Voir aussi : (../other/burntoffering.md), (../other/guiltoffering.md) , (../other/sacrifice.md), (../other/sinoffering.md))</w:t>
+      </w:r>
+      <w:r>
+        <w:rPr>
+          <w:lang w:val="fr_FR" w:bidi="fr_FR"/>
+        </w:rPr>
+      </w:r>
+      <w:r>
+        <w:rPr>
+          <w:lang w:val="fr_FR" w:bidi="fr_FR"/>
+        </w:rPr>
+      </w:r>
+    </w:p>
+    <w:p>
+      <w:pPr/>
+      <w:r>
+        <w:rPr>
+          <w:lang w:val="fr_FR" w:bidi="fr_FR"/>
+        </w:rPr>
+      </w:r>
+    </w:p>
+    <w:p>
+      <w:pPr>
+        <w:pStyle w:val="Heading2"/>
+      </w:pPr>
+      <w:r>
+        <w:rPr>
+          <w:lang w:val="fr_FR" w:bidi="fr_FR"/>
+        </w:rPr>
+        <w:t>Offrande de repas</w:t>
+      </w:r>
+      <w:r>
+        <w:rPr>
+          <w:lang w:val="fr_FR" w:bidi="fr_FR"/>
+        </w:rPr>
+      </w:r>
+    </w:p>
+    <w:p>
+      <w:pPr>
+        <w:pStyle w:val="Heading3"/>
+      </w:pPr>
+      <w:r>
+        <w:rPr>
+          <w:lang w:val="fr_FR" w:bidi="fr_FR"/>
+        </w:rPr>
+        <w:t>Définition :</w:t>
+      </w:r>
+    </w:p>
+    <w:p>
+      <w:pPr/>
+      <w:r>
+        <w:rPr>
+          <w:lang w:val="fr_FR" w:bidi="fr_FR"/>
+        </w:rPr>
+      </w:r>
+      <w:r>
+        <w:rPr>
+          <w:lang w:val="fr_FR" w:bidi="fr_FR"/>
+        </w:rPr>
+        <w:t>Une « offrande de repas» était un sacrifice à Dieu sous la forme de grains ou de pain fait de farine de céréales.</w:t>
       </w:r>
     </w:p>
     <w:p>
@@ -274,7 +347,7 @@
         <w:rPr>
           <w:lang w:val="fr_FR" w:bidi="fr_FR"/>
         </w:rPr>
-        <w:t>Élisée a dit à Naaman de se laver sept fois dans le Jourdain. Lorsque Naaman a obéi, Dieu l'a guéri de sa maladie.</w:t>
+        <w:t>Un autre nom pour ce type de sacrifices est «offrande».</w:t>
       </w:r>
     </w:p>
     <w:p>
@@ -292,7 +365,80 @@
         <w:rPr>
           <w:lang w:val="fr_FR" w:bidi="fr_FR"/>
         </w:rPr>
-        <w:t>À cause de sa guérison, Naaman est venu à croire dans le seul vrai Dieu, Yahvé.</w:t>
+        <w:t>Les "offres de repas" sont généralement sacrifiés aux côtés des holocaustes.</w:t>
+      </w:r>
+    </w:p>
+    <w:p>
+      <w:pPr/>
+      <w:r>
+        <w:rPr>
+          <w:lang w:val="fr_FR" w:bidi="fr_FR"/>
+        </w:rPr>
+      </w:r>
+      <w:r>
+        <w:rPr>
+          <w:lang w:val="fr_FR" w:bidi="fr_FR"/>
+        </w:rPr>
+        <w:t>(Voir aussi : (../other/burntoffering.md), (../other/grain.md), (../other/sacrifice.md))</w:t>
+      </w:r>
+      <w:r>
+        <w:rPr>
+          <w:lang w:val="fr_FR" w:bidi="fr_FR"/>
+        </w:rPr>
+      </w:r>
+      <w:r>
+        <w:rPr>
+          <w:lang w:val="fr_FR" w:bidi="fr_FR"/>
+        </w:rPr>
+      </w:r>
+    </w:p>
+    <w:p>
+      <w:pPr/>
+      <w:r>
+        <w:rPr>
+          <w:lang w:val="fr_FR" w:bidi="fr_FR"/>
+        </w:rPr>
+      </w:r>
+    </w:p>
+    <w:p>
+      <w:pPr>
+        <w:pStyle w:val="Heading2"/>
+      </w:pPr>
+      <w:r>
+        <w:rPr>
+          <w:lang w:val="fr_FR" w:bidi="fr_FR"/>
+        </w:rPr>
+        <w:t>Offrande volontaire</w:t>
+      </w:r>
+      <w:r>
+        <w:rPr>
+          <w:lang w:val="fr_FR" w:bidi="fr_FR"/>
+        </w:rPr>
+      </w:r>
+    </w:p>
+    <w:p>
+      <w:pPr>
+        <w:pStyle w:val="Heading3"/>
+      </w:pPr>
+      <w:r>
+        <w:rPr>
+          <w:lang w:val="fr_FR" w:bidi="fr_FR"/>
+        </w:rPr>
+        <w:t>Définition :</w:t>
+      </w:r>
+    </w:p>
+    <w:p>
+      <w:pPr/>
+      <w:r>
+        <w:rPr>
+          <w:lang w:val="fr_FR" w:bidi="fr_FR"/>
+        </w:rPr>
+      </w:r>
+      <w:r>
+        <w:rPr>
+          <w:lang w:val="fr_FR" w:bidi="fr_FR"/>
+        </w:rPr>
+        <w:t>"Une offrande volontaire était un type de sacrifice à Dieu qui n'était pas exigé par la loi de Moïse* C'était la décision personnelle d'une personne de donner cette offrande.</w:t>
       </w:r>
     </w:p>
     <w:p>
@@ -310,94 +456,7 @@
         <w:rPr>
           <w:lang w:val="fr_FR" w:bidi="fr_FR"/>
         </w:rPr>
-        <w:t>Deux autres hommes nommés Naaman étaient des descendants de Benjamin, fils de Jacob.</w:t>
-      </w:r>
-    </w:p>
-    <w:p>
-      <w:pPr/>
-      <w:r>
-        <w:rPr>
-          <w:lang w:val="fr_FR" w:bidi="fr_FR"/>
-        </w:rPr>
-      </w:r>
-      <w:r>
-        <w:rPr>
-          <w:lang w:val="fr_FR" w:bidi="fr_FR"/>
-        </w:rPr>
-        <w:t>(Voir aussi : (rc://fr/ta/man/translate/translate-names))</w:t>
-      </w:r>
-    </w:p>
-    <w:p>
-      <w:pPr/>
-      <w:r>
-        <w:rPr>
-          <w:lang w:val="fr_FR" w:bidi="fr_FR"/>
-        </w:rPr>
-      </w:r>
-      <w:r>
-        <w:rPr>
-          <w:lang w:val="fr_FR" w:bidi="fr_FR"/>
-        </w:rPr>
-        <w:t>(Voir aussi : (../names/aram.md), (../names/jordanriver.md), (../other/leprosy.md), (../kt/prophet.md))</w:t>
-      </w:r>
-      <w:r>
-        <w:rPr>
-          <w:lang w:val="fr_FR" w:bidi="fr_FR"/>
-        </w:rPr>
-      </w:r>
-      <w:r>
-        <w:rPr>
-          <w:lang w:val="fr_FR" w:bidi="fr_FR"/>
-        </w:rPr>
-      </w:r>
-    </w:p>
-    <w:p>
-      <w:pPr/>
-      <w:r>
-        <w:rPr>
-          <w:lang w:val="fr_FR" w:bidi="fr_FR"/>
-        </w:rPr>
-      </w:r>
-    </w:p>
-    <w:p>
-      <w:pPr>
-        <w:pStyle w:val="Heading2"/>
-      </w:pPr>
-      <w:r>
-        <w:rPr>
-          <w:lang w:val="fr_FR" w:bidi="fr_FR"/>
-        </w:rPr>
-        <w:t>Nahor</w:t>
-      </w:r>
-      <w:r>
-        <w:rPr>
-          <w:lang w:val="fr_FR" w:bidi="fr_FR"/>
-        </w:rPr>
-      </w:r>
-    </w:p>
-    <w:p>
-      <w:pPr>
-        <w:pStyle w:val="Heading3"/>
-      </w:pPr>
-      <w:r>
-        <w:rPr>
-          <w:lang w:val="fr_FR" w:bidi="fr_FR"/>
-        </w:rPr>
-        <w:t>Définition :</w:t>
-      </w:r>
-    </w:p>
-    <w:p>
-      <w:pPr/>
-      <w:r>
-        <w:rPr>
-          <w:lang w:val="fr_FR" w:bidi="fr_FR"/>
-        </w:rPr>
-      </w:r>
-      <w:r>
-        <w:rPr>
-          <w:lang w:val="fr_FR" w:bidi="fr_FR"/>
-        </w:rPr>
-        <w:t>Nahor était le nom attribué à deux hommes dans la Bible: le grand-père et le frère d'Abraham.</w:t>
+        <w:t>Si l'offrande volontaire était un animal à sacrifier, il était autorisé à présenter de légers défauts, car c'était une offre volontaire.</w:t>
       </w:r>
     </w:p>
     <w:p>
@@ -415,7 +474,7 @@
         <w:rPr>
           <w:lang w:val="fr_FR" w:bidi="fr_FR"/>
         </w:rPr>
-        <w:t>la femme d'Isaac Rébecca était la petite-fille du frère d'Abraham, Nahor.</w:t>
+        <w:t>Les Israélites mangeaient l'animal sacrifié (de l'offrande volontaire) dans le cadre d'une fête de célébration.</w:t>
       </w:r>
     </w:p>
     <w:p>
@@ -433,94 +492,7 @@
         <w:rPr>
           <w:lang w:val="fr_FR" w:bidi="fr_FR"/>
         </w:rPr>
-        <w:t>Il y avait aussi "la ville de Nahor», qui se réfère probablement à son grand-père Abraham* Cette phrase pourrait signifier, "la ville nommée Nahor" ou "la ville où Nahor avait vécu" ou "la ville de Nahor*"</w:t>
-      </w:r>
-    </w:p>
-    <w:p>
-      <w:pPr/>
-      <w:r>
-        <w:rPr>
-          <w:lang w:val="fr_FR" w:bidi="fr_FR"/>
-        </w:rPr>
-      </w:r>
-      <w:r>
-        <w:rPr>
-          <w:lang w:val="fr_FR" w:bidi="fr_FR"/>
-        </w:rPr>
-        <w:t>(Voir aussi : (rc://fr/ta/man/translate/translate-names))</w:t>
-      </w:r>
-    </w:p>
-    <w:p>
-      <w:pPr/>
-      <w:r>
-        <w:rPr>
-          <w:lang w:val="fr_FR" w:bidi="fr_FR"/>
-        </w:rPr>
-      </w:r>
-      <w:r>
-        <w:rPr>
-          <w:lang w:val="fr_FR" w:bidi="fr_FR"/>
-        </w:rPr>
-        <w:t>(Voir aussi : (../names/abraham.md), (../names/rebekah.md))</w:t>
-      </w:r>
-      <w:r>
-        <w:rPr>
-          <w:lang w:val="fr_FR" w:bidi="fr_FR"/>
-        </w:rPr>
-      </w:r>
-      <w:r>
-        <w:rPr>
-          <w:lang w:val="fr_FR" w:bidi="fr_FR"/>
-        </w:rPr>
-      </w:r>
-    </w:p>
-    <w:p>
-      <w:pPr/>
-      <w:r>
-        <w:rPr>
-          <w:lang w:val="fr_FR" w:bidi="fr_FR"/>
-        </w:rPr>
-      </w:r>
-    </w:p>
-    <w:p>
-      <w:pPr>
-        <w:pStyle w:val="Heading2"/>
-      </w:pPr>
-      <w:r>
-        <w:rPr>
-          <w:lang w:val="fr_FR" w:bidi="fr_FR"/>
-        </w:rPr>
-        <w:t>Nahum</w:t>
-      </w:r>
-      <w:r>
-        <w:rPr>
-          <w:lang w:val="fr_FR" w:bidi="fr_FR"/>
-        </w:rPr>
-      </w:r>
-    </w:p>
-    <w:p>
-      <w:pPr>
-        <w:pStyle w:val="Heading3"/>
-      </w:pPr>
-      <w:r>
-        <w:rPr>
-          <w:lang w:val="fr_FR" w:bidi="fr_FR"/>
-        </w:rPr>
-        <w:t>Définition :</w:t>
-      </w:r>
-    </w:p>
-    <w:p>
-      <w:pPr/>
-      <w:r>
-        <w:rPr>
-          <w:lang w:val="fr_FR" w:bidi="fr_FR"/>
-        </w:rPr>
-      </w:r>
-      <w:r>
-        <w:rPr>
-          <w:lang w:val="fr_FR" w:bidi="fr_FR"/>
-        </w:rPr>
-        <w:t>Nahum était un prophète qui a prêché pendant le temps où le mavais roi Manassé régnait sur Juda.</w:t>
+        <w:t>Le livre d'Esdras mentionne qu'un autre type d'offrandes volontaires a été apporté pour la reconstruction du temple* Ces offrandes consistaient en or, en argent ainsi que des ustensiles et d'autres objets en or et en argent.</w:t>
       </w:r>
     </w:p>
     <w:p>
@@ -538,7 +510,80 @@
         <w:rPr>
           <w:lang w:val="fr_FR" w:bidi="fr_FR"/>
         </w:rPr>
-        <w:t>Nahum était de la ville de Elkosh, à environ 20 miles de Jérusalem.</w:t>
+        <w:t>L'offrande volontaire était une cause de réjouissance pour Israël car elle reflète les périodes de cultures d'abondance et de succès.</w:t>
+      </w:r>
+    </w:p>
+    <w:p>
+      <w:pPr/>
+      <w:r>
+        <w:rPr>
+          <w:lang w:val="fr_FR" w:bidi="fr_FR"/>
+        </w:rPr>
+      </w:r>
+      <w:r>
+        <w:rPr>
+          <w:lang w:val="fr_FR" w:bidi="fr_FR"/>
+        </w:rPr>
+        <w:t>(Voir aussi : (../other/burntoffering.md), (../names/ezra.md), (../other/feast.md), (../other/grainoffering.md), (../other/guiltoffering.md), (../kt/lawofmoses.md), (../other/sinoffering.md))</w:t>
+      </w:r>
+      <w:r>
+        <w:rPr>
+          <w:lang w:val="fr_FR" w:bidi="fr_FR"/>
+        </w:rPr>
+      </w:r>
+      <w:r>
+        <w:rPr>
+          <w:lang w:val="fr_FR" w:bidi="fr_FR"/>
+        </w:rPr>
+      </w:r>
+    </w:p>
+    <w:p>
+      <w:pPr/>
+      <w:r>
+        <w:rPr>
+          <w:lang w:val="fr_FR" w:bidi="fr_FR"/>
+        </w:rPr>
+      </w:r>
+    </w:p>
+    <w:p>
+      <w:pPr>
+        <w:pStyle w:val="Heading2"/>
+      </w:pPr>
+      <w:r>
+        <w:rPr>
+          <w:lang w:val="fr_FR" w:bidi="fr_FR"/>
+        </w:rPr>
+        <w:t>Offre de bourse</w:t>
+      </w:r>
+      <w:r>
+        <w:rPr>
+          <w:lang w:val="fr_FR" w:bidi="fr_FR"/>
+        </w:rPr>
+      </w:r>
+    </w:p>
+    <w:p>
+      <w:pPr>
+        <w:pStyle w:val="Heading3"/>
+      </w:pPr>
+      <w:r>
+        <w:rPr>
+          <w:lang w:val="fr_FR" w:bidi="fr_FR"/>
+        </w:rPr>
+        <w:t>Définition :</w:t>
+      </w:r>
+    </w:p>
+    <w:p>
+      <w:pPr/>
+      <w:r>
+        <w:rPr>
+          <w:lang w:val="fr_FR" w:bidi="fr_FR"/>
+        </w:rPr>
+      </w:r>
+      <w:r>
+        <w:rPr>
+          <w:lang w:val="fr_FR" w:bidi="fr_FR"/>
+        </w:rPr>
+        <w:t>"Dans l'Ancien Testament, l'offre de bourses est aussi appelé l'«offre de paix*" Il impliquait le sacrifice d'un animal mâle ou femelle.</w:t>
       </w:r>
     </w:p>
     <w:p>
@@ -556,94 +601,7 @@
         <w:rPr>
           <w:lang w:val="fr_FR" w:bidi="fr_FR"/>
         </w:rPr>
-        <w:t>Le livre de Nahum parlent des prophéties sur la destruction de la ville assyrienne de Ninive.</w:t>
-      </w:r>
-    </w:p>
-    <w:p>
-      <w:pPr/>
-      <w:r>
-        <w:rPr>
-          <w:lang w:val="fr_FR" w:bidi="fr_FR"/>
-        </w:rPr>
-      </w:r>
-      <w:r>
-        <w:rPr>
-          <w:lang w:val="fr_FR" w:bidi="fr_FR"/>
-        </w:rPr>
-        <w:t>(Voir aussi : (rc://fr/ta/man/translate/translate-names))</w:t>
-      </w:r>
-    </w:p>
-    <w:p>
-      <w:pPr/>
-      <w:r>
-        <w:rPr>
-          <w:lang w:val="fr_FR" w:bidi="fr_FR"/>
-        </w:rPr>
-      </w:r>
-      <w:r>
-        <w:rPr>
-          <w:lang w:val="fr_FR" w:bidi="fr_FR"/>
-        </w:rPr>
-        <w:t>(Voir aussi : (../names/assyria.md), (../names/manasseh.md), (../kt/prophet.md), (../names/nineveh.md))</w:t>
-      </w:r>
-      <w:r>
-        <w:rPr>
-          <w:lang w:val="fr_FR" w:bidi="fr_FR"/>
-        </w:rPr>
-      </w:r>
-      <w:r>
-        <w:rPr>
-          <w:lang w:val="fr_FR" w:bidi="fr_FR"/>
-        </w:rPr>
-      </w:r>
-    </w:p>
-    <w:p>
-      <w:pPr/>
-      <w:r>
-        <w:rPr>
-          <w:lang w:val="fr_FR" w:bidi="fr_FR"/>
-        </w:rPr>
-      </w:r>
-    </w:p>
-    <w:p>
-      <w:pPr>
-        <w:pStyle w:val="Heading2"/>
-      </w:pPr>
-      <w:r>
-        <w:rPr>
-          <w:lang w:val="fr_FR" w:bidi="fr_FR"/>
-        </w:rPr>
-        <w:t>Nathan</w:t>
-      </w:r>
-      <w:r>
-        <w:rPr>
-          <w:lang w:val="fr_FR" w:bidi="fr_FR"/>
-        </w:rPr>
-      </w:r>
-    </w:p>
-    <w:p>
-      <w:pPr>
-        <w:pStyle w:val="Heading3"/>
-      </w:pPr>
-      <w:r>
-        <w:rPr>
-          <w:lang w:val="fr_FR" w:bidi="fr_FR"/>
-        </w:rPr>
-        <w:t>Données :</w:t>
-      </w:r>
-    </w:p>
-    <w:p>
-      <w:pPr/>
-      <w:r>
-        <w:rPr>
-          <w:lang w:val="fr_FR" w:bidi="fr_FR"/>
-        </w:rPr>
-      </w:r>
-      <w:r>
-        <w:rPr>
-          <w:lang w:val="fr_FR" w:bidi="fr_FR"/>
-        </w:rPr>
-        <w:t>Nathan était un prophète fidèle à Dieu qui a vécu pendant le temps où David était roi sur Israël.</w:t>
+        <w:t>Différentes raisons de cette offre incluent:accomplir un vœu ou donner à Dieu des actions de grâces et de louanges.</w:t>
       </w:r>
     </w:p>
     <w:p>
@@ -661,7 +619,7 @@
         <w:rPr>
           <w:lang w:val="fr_FR" w:bidi="fr_FR"/>
         </w:rPr>
-        <w:t>Dieu a envoyé Nathan pour confronter David après le péché grave de celui-ci contre Urie.</w:t>
+        <w:t>Après avoir donné une partie du sacrifice à Dieu, le sacrifice de communion était partagé avec les prêtres, la personne qui l'offre, et d'autres Israélites.</w:t>
       </w:r>
     </w:p>
     <w:p>
@@ -679,7 +637,80 @@
         <w:rPr>
           <w:lang w:val="fr_FR" w:bidi="fr_FR"/>
         </w:rPr>
-        <w:t>Nathan a réprimandé David malgré le fait que David était le roi.</w:t>
+        <w:t>Il y avait un repas associé à cette offre qui comprenait des pains sans levain.</w:t>
+      </w:r>
+    </w:p>
+    <w:p>
+      <w:pPr/>
+      <w:r>
+        <w:rPr>
+          <w:lang w:val="fr_FR" w:bidi="fr_FR"/>
+        </w:rPr>
+      </w:r>
+      <w:r>
+        <w:rPr>
+          <w:lang w:val="fr_FR" w:bidi="fr_FR"/>
+        </w:rPr>
+        <w:t>(Voir aussi : (../other/burntoffering.md), (../kt/fulfill.md), (../other/grainoffering.md), (../other/guiltoffering.md), (../other/peaceoffering.md), (../kt/priest.md), (../other/sacrifice.md), (../kt/unleavenedbread.md), (../kt/vow.md))</w:t>
+      </w:r>
+      <w:r>
+        <w:rPr>
+          <w:lang w:val="fr_FR" w:bidi="fr_FR"/>
+        </w:rPr>
+      </w:r>
+      <w:r>
+        <w:rPr>
+          <w:lang w:val="fr_FR" w:bidi="fr_FR"/>
+        </w:rPr>
+      </w:r>
+    </w:p>
+    <w:p>
+      <w:pPr/>
+      <w:r>
+        <w:rPr>
+          <w:lang w:val="fr_FR" w:bidi="fr_FR"/>
+        </w:rPr>
+      </w:r>
+    </w:p>
+    <w:p>
+      <w:pPr>
+        <w:pStyle w:val="Heading2"/>
+      </w:pPr>
+      <w:r>
+        <w:rPr>
+          <w:lang w:val="fr_FR" w:bidi="fr_FR"/>
+        </w:rPr>
+        <w:t>Oindre</w:t>
+      </w:r>
+      <w:r>
+        <w:rPr>
+          <w:lang w:val="fr_FR" w:bidi="fr_FR"/>
+        </w:rPr>
+      </w:r>
+    </w:p>
+    <w:p>
+      <w:pPr>
+        <w:pStyle w:val="Heading3"/>
+      </w:pPr>
+      <w:r>
+        <w:rPr>
+          <w:lang w:val="fr_FR" w:bidi="fr_FR"/>
+        </w:rPr>
+        <w:t>Définition :</w:t>
+      </w:r>
+    </w:p>
+    <w:p>
+      <w:pPr/>
+      <w:r>
+        <w:rPr>
+          <w:lang w:val="fr_FR" w:bidi="fr_FR"/>
+        </w:rPr>
+      </w:r>
+      <w:r>
+        <w:rPr>
+          <w:lang w:val="fr_FR" w:bidi="fr_FR"/>
+        </w:rPr>
+        <w:t>Le terme "onction" signifie frotter ou verser de l'huile sur une personne ou un objet. Parfois, l'huile était mélangée à des épices, ce qui lui donnait une odeur douce et parfumée. À l'époque biblique, il y avait plusieurs raisons d'oindre quelqu'un avec de l'huile.</w:t>
       </w:r>
     </w:p>
     <w:p>
@@ -697,94 +728,7 @@
         <w:rPr>
           <w:lang w:val="fr_FR" w:bidi="fr_FR"/>
         </w:rPr>
-        <w:t>David s'est repenti de son péché après avoir été confronté par Nathan.</w:t>
-      </w:r>
-    </w:p>
-    <w:p>
-      <w:pPr/>
-      <w:r>
-        <w:rPr>
-          <w:lang w:val="fr_FR" w:bidi="fr_FR"/>
-        </w:rPr>
-      </w:r>
-      <w:r>
-        <w:rPr>
-          <w:lang w:val="fr_FR" w:bidi="fr_FR"/>
-        </w:rPr>
-        <w:t>(Voir aussi : (rc://fr/ta/man/translate/translate-names))</w:t>
-      </w:r>
-    </w:p>
-    <w:p>
-      <w:pPr/>
-      <w:r>
-        <w:rPr>
-          <w:lang w:val="fr_FR" w:bidi="fr_FR"/>
-        </w:rPr>
-      </w:r>
-      <w:r>
-        <w:rPr>
-          <w:lang w:val="fr_FR" w:bidi="fr_FR"/>
-        </w:rPr>
-        <w:t>(Voir aussi : (../names/david.md), (../kt/faithful.md), (../kt/prophet.md), (../names/uriah.md))</w:t>
-      </w:r>
-      <w:r>
-        <w:rPr>
-          <w:lang w:val="fr_FR" w:bidi="fr_FR"/>
-        </w:rPr>
-      </w:r>
-      <w:r>
-        <w:rPr>
-          <w:lang w:val="fr_FR" w:bidi="fr_FR"/>
-        </w:rPr>
-      </w:r>
-    </w:p>
-    <w:p>
-      <w:pPr/>
-      <w:r>
-        <w:rPr>
-          <w:lang w:val="fr_FR" w:bidi="fr_FR"/>
-        </w:rPr>
-      </w:r>
-    </w:p>
-    <w:p>
-      <w:pPr>
-        <w:pStyle w:val="Heading2"/>
-      </w:pPr>
-      <w:r>
-        <w:rPr>
-          <w:lang w:val="fr_FR" w:bidi="fr_FR"/>
-        </w:rPr>
-        <w:t>Nation</w:t>
-      </w:r>
-      <w:r>
-        <w:rPr>
-          <w:lang w:val="fr_FR" w:bidi="fr_FR"/>
-        </w:rPr>
-      </w:r>
-    </w:p>
-    <w:p>
-      <w:pPr>
-        <w:pStyle w:val="Heading3"/>
-      </w:pPr>
-      <w:r>
-        <w:rPr>
-          <w:lang w:val="fr_FR" w:bidi="fr_FR"/>
-        </w:rPr>
-        <w:t>Définition :</w:t>
-      </w:r>
-    </w:p>
-    <w:p>
-      <w:pPr/>
-      <w:r>
-        <w:rPr>
-          <w:lang w:val="fr_FR" w:bidi="fr_FR"/>
-        </w:rPr>
-      </w:r>
-      <w:r>
-        <w:rPr>
-          <w:lang w:val="fr_FR" w:bidi="fr_FR"/>
-        </w:rPr>
-        <w:t>"Une nation est un groupe de personnes régies par une certaine forme de gouvernement* Elle se compose souvent d'un groupe de personnes spécifiques avec une ethnicité partagée et d'autres traits communs.</w:t>
+        <w:t>Dans l'Ancien Testament, les prêtres, les rois et les prophètes étaient "oints" d'huile pour les mettre à part au service de Dieu.</w:t>
       </w:r>
     </w:p>
     <w:p>
@@ -802,7 +746,7 @@
         <w:rPr>
           <w:lang w:val="fr_FR" w:bidi="fr_FR"/>
         </w:rPr>
-        <w:t>Le terme «nation» inclut généralement l'idée d'une culture bien définie et les limites territoriales.</w:t>
+        <w:t>Des objets tels que les autels ou le tabernacle étaient aussi "oints" d'huile pour indiquer qu'ils devaient être utilisés pour adorer et glorifier Dieu.</w:t>
       </w:r>
     </w:p>
     <w:p>
@@ -820,7 +764,7 @@
         <w:rPr>
           <w:lang w:val="fr_FR" w:bidi="fr_FR"/>
         </w:rPr>
-        <w:t>Dans la Bible, il y avait beaucoup de nations, y compris les Israélites, les Philistins, les Assyriens, les Babyloniens, les Romains, et les Grecs.</w:t>
+        <w:t>Dans le Nouveau Testament, les malades étaient "oints" d'huile pour leur guérison.</w:t>
       </w:r>
     </w:p>
     <w:p>
@@ -838,18 +782,7 @@
         <w:rPr>
           <w:lang w:val="fr_FR" w:bidi="fr_FR"/>
         </w:rPr>
-        <w:t>Une nation peut se référer à un pays, mais pas toujours* Parfois, il est plus général et désigne un groupe de personnes, en particulier quand il est utilisé au pluriel* Il est important de vérifier le contexte.</w:t>
-      </w:r>
-    </w:p>
-    <w:p>
-      <w:pPr>
-        <w:pStyle w:val="Heading3"/>
-      </w:pPr>
-      <w:r>
-        <w:rPr>
-          <w:lang w:val="fr_FR" w:bidi="fr_FR"/>
-        </w:rPr>
-        <w:t>traduction Suggestions</w:t>
+        <w:t>Le Nouveau Testament fait mention de deux fois où Jésus a été "oint" d'huile parfumée par une femme, comme une action d'adoration. Jésus a déclaré qu'en faisant cela elle le préparait pour son enterrement futur.</w:t>
       </w:r>
     </w:p>
     <w:p>
@@ -867,7 +800,7 @@
         <w:rPr>
           <w:lang w:val="fr_FR" w:bidi="fr_FR"/>
         </w:rPr>
-        <w:t>Selon le contexte, le mot «nation» pourrait aussi être traduit comme «groupe de gens» ou «personnes» ou «pays»*nSi une langue a un terme pour «nation» qui est distincte de ces autres termes, ce terme peut être utilisé partout où il se trouve dans le texte de la Bible, pourvu qu'il soit naturel et précis.</w:t>
+        <w:t>Après la mort de Jésus, ses amis ont préparé son corps pour son enterrement en "l'oignant d'huile et d'épices".</w:t>
       </w:r>
     </w:p>
     <w:p>
@@ -885,80 +818,7 @@
         <w:rPr>
           <w:lang w:val="fr_FR" w:bidi="fr_FR"/>
         </w:rPr>
-        <w:t>Lorsqu'il est utilisé au pluriel comme «nations», ce terme peut souvent se traduire par «groupes de personnes*"</w:t>
-      </w:r>
-    </w:p>
-    <w:p>
-      <w:pPr/>
-      <w:r>
-        <w:rPr>
-          <w:lang w:val="fr_FR" w:bidi="fr_FR"/>
-        </w:rPr>
-      </w:r>
-      <w:r>
-        <w:rPr>
-          <w:lang w:val="fr_FR" w:bidi="fr_FR"/>
-        </w:rPr>
-        <w:t>(Voir aussi : (../names/assyria.md), (../names/babylon.md), (../names/canaan.md), (../kt/gentile.md), (../names/greek.md), (../other/peoplegroup.md), (../names/philistines.md), (../names/rome.md))</w:t>
-      </w:r>
-      <w:r>
-        <w:rPr>
-          <w:lang w:val="fr_FR" w:bidi="fr_FR"/>
-        </w:rPr>
-      </w:r>
-      <w:r>
-        <w:rPr>
-          <w:lang w:val="fr_FR" w:bidi="fr_FR"/>
-        </w:rPr>
-      </w:r>
-    </w:p>
-    <w:p>
-      <w:pPr/>
-      <w:r>
-        <w:rPr>
-          <w:lang w:val="fr_FR" w:bidi="fr_FR"/>
-        </w:rPr>
-      </w:r>
-    </w:p>
-    <w:p>
-      <w:pPr>
-        <w:pStyle w:val="Heading2"/>
-      </w:pPr>
-      <w:r>
-        <w:rPr>
-          <w:lang w:val="fr_FR" w:bidi="fr_FR"/>
-        </w:rPr>
-        <w:t>Nazaréen</w:t>
-      </w:r>
-      <w:r>
-        <w:rPr>
-          <w:lang w:val="fr_FR" w:bidi="fr_FR"/>
-        </w:rPr>
-      </w:r>
-    </w:p>
-    <w:p>
-      <w:pPr>
-        <w:pStyle w:val="Heading3"/>
-      </w:pPr>
-      <w:r>
-        <w:rPr>
-          <w:lang w:val="fr_FR" w:bidi="fr_FR"/>
-        </w:rPr>
-        <w:t>Définition :</w:t>
-      </w:r>
-    </w:p>
-    <w:p>
-      <w:pPr/>
-      <w:r>
-        <w:rPr>
-          <w:lang w:val="fr_FR" w:bidi="fr_FR"/>
-        </w:rPr>
-      </w:r>
-      <w:r>
-        <w:rPr>
-          <w:lang w:val="fr_FR" w:bidi="fr_FR"/>
-        </w:rPr>
-        <w:t>Le terme « Nazaréen » fait référence à une personne qui a prononcé un « vœu nazaréen ». Pour la plupart les hommes faisaient ce vœu, mais les femmes pouvaient aussi le faire.</w:t>
+        <w:t>Les titres "Messie" (Hébreu) et "Christ" (Grec) signifient "l'Oint".</w:t>
       </w:r>
     </w:p>
     <w:p>
@@ -976,7 +836,7 @@
         <w:rPr>
           <w:lang w:val="fr_FR" w:bidi="fr_FR"/>
         </w:rPr>
-        <w:t>Une personne qui a fait le vœu naziréen a accepté de ne pas avoir de nourriture ou de boisson à base de raisin pendant la période qui avait été convenue pour l'accomplissement du vœu. Pendant cette période, il ne devait pas non plus se faire couper les cheveux et ne pas s'approcher d'un cadavre.</w:t>
+        <w:t>Jésus le Messie est celui qui a été choisi et "oint" comme prophète, grand-prêtre et roi.</w:t>
       </w:r>
     </w:p>
     <w:p>
@@ -994,7 +854,18 @@
         <w:rPr>
           <w:lang w:val="fr_FR" w:bidi="fr_FR"/>
         </w:rPr>
-        <w:t>Lorsque le temps requis était passé et que le vœu avait été accompli, le Nazaréen se rendait chez le prêtre et lui faisait une offrande. Cela comprendrait la coupe et la mise en flames de ses cheveux. Toutes les autres restrictions seraient également supprimées.</w:t>
+        <w:t>Dans les temps bibliques, une femme pouvait "s'oindre" de parfum pour se rendre plus attractive sexuellement.</w:t>
+      </w:r>
+    </w:p>
+    <w:p>
+      <w:pPr>
+        <w:pStyle w:val="Heading3"/>
+      </w:pPr>
+      <w:r>
+        <w:rPr>
+          <w:lang w:val="fr_FR" w:bidi="fr_FR"/>
+        </w:rPr>
+        <w:t>Suggestions pour la traduction :</w:t>
       </w:r>
     </w:p>
     <w:p>
@@ -1012,7 +883,7 @@
         <w:rPr>
           <w:lang w:val="fr_FR" w:bidi="fr_FR"/>
         </w:rPr>
-        <w:t>Samson est un homme bien connu dans l'Ancien Testament qui était sous le vœu nazaréen.</w:t>
+        <w:t>Selon le contexte, le terme "onction" pourrait se traduire par "verser de l'huile sur" ou "frotter de l'huile sur" ou "consacrer en versant de l'huile parfumée".</w:t>
       </w:r>
     </w:p>
     <w:p>
@@ -1030,7 +901,7 @@
         <w:rPr>
           <w:lang w:val="fr_FR" w:bidi="fr_FR"/>
         </w:rPr>
-        <w:t>L'ange annonçant la naissance de Jean-Baptiste a dit à Zacharie que son fils ne boirait pas de boisson forte, ce qui peut indiquer que Jean était sous le vœu nazaréen.</w:t>
+        <w:t>"Être oint" peut être traduit par "être consacré avec l'huile" ou "être nommé" ou "être choisi".</w:t>
       </w:r>
     </w:p>
     <w:p>
@@ -1048,94 +919,7 @@
         <w:rPr>
           <w:lang w:val="fr_FR" w:bidi="fr_FR"/>
         </w:rPr>
-        <w:t>Selon un passage du livre des Actes, l'apôtre Paul peut aussi avoir à un moment donné pris ce vœu.</w:t>
-      </w:r>
-    </w:p>
-    <w:p>
-      <w:pPr/>
-      <w:r>
-        <w:rPr>
-          <w:lang w:val="fr_FR" w:bidi="fr_FR"/>
-        </w:rPr>
-      </w:r>
-      <w:r>
-        <w:rPr>
-          <w:lang w:val="fr_FR" w:bidi="fr_FR"/>
-        </w:rPr>
-        <w:t>(Translation suggestions: Translate Names)</w:t>
-      </w:r>
-    </w:p>
-    <w:p>
-      <w:pPr/>
-      <w:r>
-        <w:rPr>
-          <w:lang w:val="fr_FR" w:bidi="fr_FR"/>
-        </w:rPr>
-      </w:r>
-      <w:r>
-        <w:rPr>
-          <w:lang w:val="fr_FR" w:bidi="fr_FR"/>
-        </w:rPr>
-        <w:t>(Voir aussi : (../names/johnthebaptist.md), (../other/sacrifice.md), (../names/samson.md), (../kt/vow.md), (../names/zechariahot.md))</w:t>
-      </w:r>
-      <w:r>
-        <w:rPr>
-          <w:lang w:val="fr_FR" w:bidi="fr_FR"/>
-        </w:rPr>
-      </w:r>
-      <w:r>
-        <w:rPr>
-          <w:lang w:val="fr_FR" w:bidi="fr_FR"/>
-        </w:rPr>
-      </w:r>
-    </w:p>
-    <w:p>
-      <w:pPr/>
-      <w:r>
-        <w:rPr>
-          <w:lang w:val="fr_FR" w:bidi="fr_FR"/>
-        </w:rPr>
-      </w:r>
-    </w:p>
-    <w:p>
-      <w:pPr>
-        <w:pStyle w:val="Heading2"/>
-      </w:pPr>
-      <w:r>
-        <w:rPr>
-          <w:lang w:val="fr_FR" w:bidi="fr_FR"/>
-        </w:rPr>
-        <w:t>Nazareth</w:t>
-      </w:r>
-      <w:r>
-        <w:rPr>
-          <w:lang w:val="fr_FR" w:bidi="fr_FR"/>
-        </w:rPr>
-      </w:r>
-    </w:p>
-    <w:p>
-      <w:pPr>
-        <w:pStyle w:val="Heading3"/>
-      </w:pPr>
-      <w:r>
-        <w:rPr>
-          <w:lang w:val="fr_FR" w:bidi="fr_FR"/>
-        </w:rPr>
-        <w:t>Données :</w:t>
-      </w:r>
-    </w:p>
-    <w:p>
-      <w:pPr/>
-      <w:r>
-        <w:rPr>
-          <w:lang w:val="fr_FR" w:bidi="fr_FR"/>
-        </w:rPr>
-      </w:r>
-      <w:r>
-        <w:rPr>
-          <w:lang w:val="fr_FR" w:bidi="fr_FR"/>
-        </w:rPr>
-        <w:t>Nazareth est une ville de la région de Galilée, dans le nord d'Israël, à environ 100 kilomètres au nord de Jérusalem.</w:t>
+        <w:t>Dans certains contextes le terme "oindre" pourrait être traduit par "nommer".</w:t>
       </w:r>
     </w:p>
     <w:p>
@@ -1153,7 +937,152 @@
         <w:rPr>
           <w:lang w:val="fr_FR" w:bidi="fr_FR"/>
         </w:rPr>
-        <w:t>Joseph et Marie étaient de Nazareth, et c'est là qu'ils ont élevé Jésus. C'est pourquoi Jésus était connu comme « le Nazaréen ».</w:t>
+        <w:t>Une expression comme "le prêtre oint" pourrait se traduire par "le prêtre consacré avec de l'huile" ou "le prêtre qui a été mis à part par l'application d'huile".</w:t>
+      </w:r>
+    </w:p>
+    <w:p>
+      <w:pPr/>
+      <w:r>
+        <w:rPr>
+          <w:lang w:val="fr_FR" w:bidi="fr_FR"/>
+        </w:rPr>
+      </w:r>
+      <w:r>
+        <w:rPr>
+          <w:lang w:val="fr_FR" w:bidi="fr_FR"/>
+        </w:rPr>
+        <w:t xml:space="preserve">(Voir aussi : </w:t>
+      </w:r>
+      <w:r>
+        <w:rPr>
+          <w:lang w:val="fr_FR" w:bidi="fr_FR"/>
+        </w:rPr>
+        <w:t>Christ</w:t>
+      </w:r>
+      <w:r>
+        <w:rPr>
+          <w:lang w:val="fr_FR" w:bidi="fr_FR"/>
+        </w:rPr>
+        <w:t xml:space="preserve">, </w:t>
+      </w:r>
+      <w:r>
+        <w:rPr>
+          <w:lang w:val="fr_FR" w:bidi="fr_FR"/>
+        </w:rPr>
+        <w:t>consacrer</w:t>
+      </w:r>
+      <w:r>
+        <w:rPr>
+          <w:lang w:val="fr_FR" w:bidi="fr_FR"/>
+        </w:rPr>
+        <w:t xml:space="preserve">, </w:t>
+      </w:r>
+      <w:r>
+        <w:rPr>
+          <w:lang w:val="fr_FR" w:bidi="fr_FR"/>
+        </w:rPr>
+        <w:t>grand prêtre</w:t>
+      </w:r>
+      <w:r>
+        <w:rPr>
+          <w:lang w:val="fr_FR" w:bidi="fr_FR"/>
+        </w:rPr>
+        <w:t xml:space="preserve">, </w:t>
+      </w:r>
+      <w:r>
+        <w:rPr>
+          <w:lang w:val="fr_FR" w:bidi="fr_FR"/>
+        </w:rPr>
+        <w:t>roi des Juifs</w:t>
+      </w:r>
+      <w:r>
+        <w:rPr>
+          <w:lang w:val="fr_FR" w:bidi="fr_FR"/>
+        </w:rPr>
+        <w:t xml:space="preserve">, </w:t>
+      </w:r>
+      <w:r>
+        <w:rPr>
+          <w:lang w:val="fr_FR" w:bidi="fr_FR"/>
+        </w:rPr>
+        <w:t>prêtre</w:t>
+      </w:r>
+      <w:r>
+        <w:rPr>
+          <w:lang w:val="fr_FR" w:bidi="fr_FR"/>
+        </w:rPr>
+        <w:t xml:space="preserve">, </w:t>
+      </w:r>
+      <w:r>
+        <w:rPr>
+          <w:lang w:val="fr_FR" w:bidi="fr_FR"/>
+        </w:rPr>
+        <w:t>prophète</w:t>
+      </w:r>
+      <w:r>
+        <w:rPr>
+          <w:lang w:val="fr_FR" w:bidi="fr_FR"/>
+        </w:rPr>
+        <w:t xml:space="preserve"> )</w:t>
+      </w:r>
+      <w:r>
+        <w:rPr>
+          <w:lang w:val="fr_FR" w:bidi="fr_FR"/>
+        </w:rPr>
+      </w:r>
+      <w:r>
+        <w:rPr>
+          <w:lang w:val="fr_FR" w:bidi="fr_FR"/>
+        </w:rPr>
+      </w:r>
+    </w:p>
+    <w:p>
+      <w:pPr/>
+      <w:r>
+        <w:rPr>
+          <w:lang w:val="fr_FR" w:bidi="fr_FR"/>
+        </w:rPr>
+      </w:r>
+    </w:p>
+    <w:p>
+      <w:pPr>
+        <w:pStyle w:val="Heading2"/>
+      </w:pPr>
+      <w:r>
+        <w:rPr>
+          <w:lang w:val="fr_FR" w:bidi="fr_FR"/>
+        </w:rPr>
+        <w:t>Olive</w:t>
+      </w:r>
+      <w:r>
+        <w:rPr>
+          <w:lang w:val="fr_FR" w:bidi="fr_FR"/>
+        </w:rPr>
+      </w:r>
+    </w:p>
+    <w:p>
+      <w:pPr>
+        <w:pStyle w:val="Heading3"/>
+      </w:pPr>
+      <w:r>
+        <w:rPr>
+          <w:lang w:val="fr_FR" w:bidi="fr_FR"/>
+        </w:rPr>
+        <w:t>Définition :</w:t>
+      </w:r>
+    </w:p>
+    <w:p>
+      <w:pPr/>
+      <w:r>
+        <w:rPr>
+          <w:lang w:val="fr_FR" w:bidi="fr_FR"/>
+        </w:rPr>
+      </w:r>
+      <w:r>
+        <w:rPr>
+          <w:lang w:val="fr_FR" w:bidi="fr_FR"/>
+        </w:rPr>
+        <w:t>L'olive est le petit fruit ovale d'un olivier, qui est principalement cultivé dans les régions entourant la mer Méditerranée.</w:t>
       </w:r>
     </w:p>
     <w:p>
@@ -1171,7 +1100,7 @@
         <w:rPr>
           <w:lang w:val="fr_FR" w:bidi="fr_FR"/>
         </w:rPr>
-        <w:t>Beaucoup de gens à Nazareth ne respectaient pas l'enseignement de Jésus, parce que Jésus avait grandi parmi eux, et ils pensaient qu'il était juste une personne ordinaire de la région.</w:t>
+        <w:t>Les oliviers sont un type de grands arbustes à feuilles persistantes avec de minuscules fleurs blanches* Ils se développent mieux dans un climat chaud et peuvent survivre bien avec peu d'eau.</w:t>
       </w:r>
     </w:p>
     <w:p>
@@ -1189,7 +1118,7 @@
         <w:rPr>
           <w:lang w:val="fr_FR" w:bidi="fr_FR"/>
         </w:rPr>
-        <w:t>Une fois, alors que Jésus enseignait dans la synagogue de Nazareth, les Juifs ont essayé de le tuer parce qu'il disait qu'il était le Messie et parce qu'il les avait réprimandés pour l'avoir rejeté.</w:t>
+        <w:t>Le fruit de l'olivier est de couleur verte, changeant au noir lorsqu'ils mûrissent* Les olives sont utilisées pour la consommation et l'extraction de carburant.</w:t>
       </w:r>
     </w:p>
     <w:p>
@@ -1207,80 +1136,7 @@
         <w:rPr>
           <w:lang w:val="fr_FR" w:bidi="fr_FR"/>
         </w:rPr>
-        <w:t>La remarque que Nathaniel a faite quand il a entendu que Jésus était de Nazareth indiquait que les gens n'avait pas une haute opinion de cette ville.</w:t>
-      </w:r>
-    </w:p>
-    <w:p>
-      <w:pPr/>
-      <w:r>
-        <w:rPr>
-          <w:lang w:val="fr_FR" w:bidi="fr_FR"/>
-        </w:rPr>
-      </w:r>
-      <w:r>
-        <w:rPr>
-          <w:lang w:val="fr_FR" w:bidi="fr_FR"/>
-        </w:rPr>
-        <w:t>(Voir aussi : (../kt/christ.md), (../names/galilee.md), (../names/josephnt.md), (../names/mary.md))</w:t>
-      </w:r>
-      <w:r>
-        <w:rPr>
-          <w:lang w:val="fr_FR" w:bidi="fr_FR"/>
-        </w:rPr>
-      </w:r>
-      <w:r>
-        <w:rPr>
-          <w:lang w:val="fr_FR" w:bidi="fr_FR"/>
-        </w:rPr>
-      </w:r>
-    </w:p>
-    <w:p>
-      <w:pPr/>
-      <w:r>
-        <w:rPr>
-          <w:lang w:val="fr_FR" w:bidi="fr_FR"/>
-        </w:rPr>
-      </w:r>
-    </w:p>
-    <w:p>
-      <w:pPr>
-        <w:pStyle w:val="Heading2"/>
-      </w:pPr>
-      <w:r>
-        <w:rPr>
-          <w:lang w:val="fr_FR" w:bidi="fr_FR"/>
-        </w:rPr>
-        <w:t>né de nouveau</w:t>
-      </w:r>
-      <w:r>
-        <w:rPr>
-          <w:lang w:val="fr_FR" w:bidi="fr_FR"/>
-        </w:rPr>
-      </w:r>
-    </w:p>
-    <w:p>
-      <w:pPr>
-        <w:pStyle w:val="Heading3"/>
-      </w:pPr>
-      <w:r>
-        <w:rPr>
-          <w:lang w:val="fr_FR" w:bidi="fr_FR"/>
-        </w:rPr>
-        <w:t>Définition :</w:t>
-      </w:r>
-    </w:p>
-    <w:p>
-      <w:pPr/>
-      <w:r>
-        <w:rPr>
-          <w:lang w:val="fr_FR" w:bidi="fr_FR"/>
-        </w:rPr>
-      </w:r>
-      <w:r>
-        <w:rPr>
-          <w:lang w:val="fr_FR" w:bidi="fr_FR"/>
-        </w:rPr>
-        <w:t>Le terme « né de nouveau » a été utilisé pour la première fois par Jésus pour décrire ce que cela signifie pour Dieu de transformer une personne de spirituellement morte à spirituellement vivante. Les termes « né de Dieu » et « né de l'Esprit » réfèrent également à une personne recevant une nouvelle vie spirituelle.</w:t>
+        <w:t>L'huile d'olive a été utilisée non seulement pour la cuisine, mais aussi pour les lampes d'éclairage et dans les cérémonies religieuses.</w:t>
       </w:r>
     </w:p>
     <w:p>
@@ -1298,7 +1154,80 @@
         <w:rPr>
           <w:lang w:val="fr_FR" w:bidi="fr_FR"/>
         </w:rPr>
-        <w:t>Tous les êtres humains naissent spirituellement morts. Ils sont « nés de nouveau » lorsqu'ils acceptent Jésus-Christ comme Sauveur.</w:t>
+        <w:t>Dans la Bible, les oliviers et les branches sont parfois utilisés au sens figuré pour désigner les personnes.</w:t>
+      </w:r>
+    </w:p>
+    <w:p>
+      <w:pPr/>
+      <w:r>
+        <w:rPr>
+          <w:lang w:val="fr_FR" w:bidi="fr_FR"/>
+        </w:rPr>
+      </w:r>
+      <w:r>
+        <w:rPr>
+          <w:lang w:val="fr_FR" w:bidi="fr_FR"/>
+        </w:rPr>
+        <w:t>(Voir aussi : (../other/lamp.md), (../names/mediterranean.md), (../names/mountofolives.md))</w:t>
+      </w:r>
+      <w:r>
+        <w:rPr>
+          <w:lang w:val="fr_FR" w:bidi="fr_FR"/>
+        </w:rPr>
+      </w:r>
+      <w:r>
+        <w:rPr>
+          <w:lang w:val="fr_FR" w:bidi="fr_FR"/>
+        </w:rPr>
+      </w:r>
+    </w:p>
+    <w:p>
+      <w:pPr/>
+      <w:r>
+        <w:rPr>
+          <w:lang w:val="fr_FR" w:bidi="fr_FR"/>
+        </w:rPr>
+      </w:r>
+    </w:p>
+    <w:p>
+      <w:pPr>
+        <w:pStyle w:val="Heading2"/>
+      </w:pPr>
+      <w:r>
+        <w:rPr>
+          <w:lang w:val="fr_FR" w:bidi="fr_FR"/>
+        </w:rPr>
+        <w:t>Omri</w:t>
+      </w:r>
+      <w:r>
+        <w:rPr>
+          <w:lang w:val="fr_FR" w:bidi="fr_FR"/>
+        </w:rPr>
+      </w:r>
+    </w:p>
+    <w:p>
+      <w:pPr>
+        <w:pStyle w:val="Heading3"/>
+      </w:pPr>
+      <w:r>
+        <w:rPr>
+          <w:lang w:val="fr_FR" w:bidi="fr_FR"/>
+        </w:rPr>
+        <w:t>Définition :</w:t>
+      </w:r>
+    </w:p>
+    <w:p>
+      <w:pPr/>
+      <w:r>
+        <w:rPr>
+          <w:lang w:val="fr_FR" w:bidi="fr_FR"/>
+        </w:rPr>
+      </w:r>
+      <w:r>
+        <w:rPr>
+          <w:lang w:val="fr_FR" w:bidi="fr_FR"/>
+        </w:rPr>
+        <w:t>Omri était un commandant de l'armée qui est devenu le sixième roi d'Israël.</w:t>
       </w:r>
     </w:p>
     <w:p>
@@ -1316,7 +1245,7 @@
         <w:rPr>
           <w:lang w:val="fr_FR" w:bidi="fr_FR"/>
         </w:rPr>
-        <w:t>Au moment de la nouvelle naissance spirituelle, le Saint-Esprit de Dieu commence à vivre dans le nouveau croyant et lui donne la force de produire de bons fruits spirituels.</w:t>
+        <w:t>Omri régna pendant 12 ans dans la ville de Thirtsa.</w:t>
       </w:r>
     </w:p>
     <w:p>
@@ -1334,18 +1263,7 @@
         <w:rPr>
           <w:lang w:val="fr_FR" w:bidi="fr_FR"/>
         </w:rPr>
-        <w:t>C'est l'œuvre de Dieu de faire renaître une personne et de la faire devenir son enfant.</w:t>
-      </w:r>
-    </w:p>
-    <w:p>
-      <w:pPr>
-        <w:pStyle w:val="Heading3"/>
-      </w:pPr>
-      <w:r>
-        <w:rPr>
-          <w:lang w:val="fr_FR" w:bidi="fr_FR"/>
-        </w:rPr>
-        <w:t>Suggestions de traduction :</w:t>
+        <w:t>Comme tous les rois d'Israël avant lui, Omri était un très mauvais roi qui a conduit le peuple d'Israël dans le culte des idoles.</w:t>
       </w:r>
     </w:p>
     <w:p>
@@ -1363,7 +1281,167 @@
         <w:rPr>
           <w:lang w:val="fr_FR" w:bidi="fr_FR"/>
         </w:rPr>
-        <w:t>D'autres façons de traduire « né de nouveau » pourraient inclure « nouvelle naissance » ou « né spirituellement ».</w:t>
+        <w:t>Omri était aussi le père du mauvais roi Achab.</w:t>
+      </w:r>
+    </w:p>
+    <w:p>
+      <w:pPr/>
+      <w:r>
+        <w:rPr>
+          <w:lang w:val="fr_FR" w:bidi="fr_FR"/>
+        </w:rPr>
+      </w:r>
+      <w:r>
+        <w:rPr>
+          <w:lang w:val="fr_FR" w:bidi="fr_FR"/>
+        </w:rPr>
+        <w:t>(Voir aussi : (rc://fr/ta/man/translate/translate-names))</w:t>
+      </w:r>
+    </w:p>
+    <w:p>
+      <w:pPr/>
+      <w:r>
+        <w:rPr>
+          <w:lang w:val="fr_FR" w:bidi="fr_FR"/>
+        </w:rPr>
+      </w:r>
+      <w:r>
+        <w:rPr>
+          <w:lang w:val="fr_FR" w:bidi="fr_FR"/>
+        </w:rPr>
+        <w:t>(Voir aussi : (../names/ahab.md), (../kt/israel.md), (../names/jeroboam.md), (../names/tirzah.md))</w:t>
+      </w:r>
+      <w:r>
+        <w:rPr>
+          <w:lang w:val="fr_FR" w:bidi="fr_FR"/>
+        </w:rPr>
+      </w:r>
+      <w:r>
+        <w:rPr>
+          <w:lang w:val="fr_FR" w:bidi="fr_FR"/>
+        </w:rPr>
+      </w:r>
+    </w:p>
+    <w:p>
+      <w:pPr/>
+      <w:r>
+        <w:rPr>
+          <w:lang w:val="fr_FR" w:bidi="fr_FR"/>
+        </w:rPr>
+      </w:r>
+    </w:p>
+    <w:p>
+      <w:pPr>
+        <w:pStyle w:val="Heading2"/>
+      </w:pPr>
+      <w:r>
+        <w:rPr>
+          <w:lang w:val="fr_FR" w:bidi="fr_FR"/>
+        </w:rPr>
+        <w:t>Or</w:t>
+      </w:r>
+      <w:r>
+        <w:rPr>
+          <w:lang w:val="fr_FR" w:bidi="fr_FR"/>
+        </w:rPr>
+      </w:r>
+    </w:p>
+    <w:p>
+      <w:pPr>
+        <w:pStyle w:val="Heading3"/>
+      </w:pPr>
+      <w:r>
+        <w:rPr>
+          <w:lang w:val="fr_FR" w:bidi="fr_FR"/>
+        </w:rPr>
+        <w:t>Définition :</w:t>
+      </w:r>
+    </w:p>
+    <w:p>
+      <w:pPr/>
+      <w:r>
+        <w:rPr>
+          <w:lang w:val="fr_FR" w:bidi="fr_FR"/>
+        </w:rPr>
+      </w:r>
+      <w:r>
+        <w:rPr>
+          <w:lang w:val="fr_FR" w:bidi="fr_FR"/>
+        </w:rPr>
+        <w:t>"l'or est un métal précieux de couleur jaune ayant une grande valeur* C'était le métal le plus précieux de l'ancien monde* L'or est un métal précieux qui se trouve à l'état naturel et est durable* Dans la Bible les objets faits en or incluaient des idoles, les bijoux, les autels, des parties de l'arche de l'alliance et les autres objets utilisés dans le tabernacle ou le Temple* Parfois lorsque quelque chose est décrit comme de l'or, cela signifie qu'elle comporte une couche dorée,mais ce n'est pas de l'or solide* Dans ce cas un mot comme "or" ou "couvert d'or" pourrait être utilisé* L'or est utilisé comme un moyen d'échange, de vente* Il est pesé sur une balance pour déterminer sa valeur* Après le temps du second Temple, l'or fut utilisé pour faire des pièces.</w:t>
+      </w:r>
+    </w:p>
+    <w:p>
+      <w:pPr/>
+      <w:r>
+        <w:rPr>
+          <w:lang w:val="fr_FR" w:bidi="fr_FR"/>
+        </w:rPr>
+      </w:r>
+      <w:r>
+        <w:rPr>
+          <w:lang w:val="fr_FR" w:bidi="fr_FR"/>
+        </w:rPr>
+        <w:t>(Voir aussi : (../kt/altar.md), (../kt/arkofthecovenant.md), (../kt/falsegod.md), (../other/silver.md), (../kt/tabernacle.md), (../kt/temple.md))</w:t>
+      </w:r>
+      <w:r>
+        <w:rPr>
+          <w:lang w:val="fr_FR" w:bidi="fr_FR"/>
+        </w:rPr>
+      </w:r>
+      <w:r>
+        <w:rPr>
+          <w:lang w:val="fr_FR" w:bidi="fr_FR"/>
+        </w:rPr>
+      </w:r>
+    </w:p>
+    <w:p>
+      <w:pPr/>
+      <w:r>
+        <w:rPr>
+          <w:lang w:val="fr_FR" w:bidi="fr_FR"/>
+        </w:rPr>
+      </w:r>
+    </w:p>
+    <w:p>
+      <w:pPr>
+        <w:pStyle w:val="Heading2"/>
+      </w:pPr>
+      <w:r>
+        <w:rPr>
+          <w:lang w:val="fr_FR" w:bidi="fr_FR"/>
+        </w:rPr>
+        <w:t>Ordonner</w:t>
+      </w:r>
+      <w:r>
+        <w:rPr>
+          <w:lang w:val="fr_FR" w:bidi="fr_FR"/>
+        </w:rPr>
+      </w:r>
+    </w:p>
+    <w:p>
+      <w:pPr>
+        <w:pStyle w:val="Heading3"/>
+      </w:pPr>
+      <w:r>
+        <w:rPr>
+          <w:lang w:val="fr_FR" w:bidi="fr_FR"/>
+        </w:rPr>
+        <w:t>Définition :</w:t>
+      </w:r>
+    </w:p>
+    <w:p>
+      <w:pPr/>
+      <w:r>
+        <w:rPr>
+          <w:lang w:val="fr_FR" w:bidi="fr_FR"/>
+        </w:rPr>
+      </w:r>
+      <w:r>
+        <w:rPr>
+          <w:lang w:val="fr_FR" w:bidi="fr_FR"/>
+        </w:rPr>
+        <w:t>"Ordonner" signifie nommer formellement une personne pour une tâche ou un rôle spécial. Cela signifie également établir formellement une règle ou un décret.</w:t>
       </w:r>
     </w:p>
     <w:p>
@@ -1381,7 +1459,7 @@
         <w:rPr>
           <w:lang w:val="fr_FR" w:bidi="fr_FR"/>
         </w:rPr>
-        <w:t>Il est préférable de traduire ce terme littéralement et d'utiliser le mot normal dans votre langue qui serait utilisé pour « naître ».</w:t>
+        <w:t>Les termes "ordonner" ou "installer" se rapportent à "l'installation" ou la nomination officielle d’une personne à titre de prêtre, de ministre ou de rabbin. Par exemple, Moïse a installé Aaron et ses fils afin qu'ils soient prêtres devant Dieu.</w:t>
       </w:r>
     </w:p>
     <w:p>
@@ -1399,7 +1477,7 @@
         <w:rPr>
           <w:lang w:val="fr_FR" w:bidi="fr_FR"/>
         </w:rPr>
-        <w:t>Le terme « nouvelle naissance » pourrait être traduit par « naissance spirituelle ».</w:t>
+        <w:t>"Ordonner" peut aussi signifier "prescrire" ou "imposer" quelque chose, comme une fête religieuse ou une alliance.</w:t>
       </w:r>
     </w:p>
     <w:p>
@@ -1417,7 +1495,104 @@
         <w:rPr>
           <w:lang w:val="fr_FR" w:bidi="fr_FR"/>
         </w:rPr>
-        <w:t>L'expression « né de Dieu » pourrait être traduite en parlant de Dieu qui « donne une nouvelle vie, comme à un nouveau-né ».</w:t>
+        <w:t>Selon le contexte, on pourrait traduire le terme "ordonner" par, "imposer", "nommer", "commander", "décréter que".</w:t>
+      </w:r>
+    </w:p>
+    <w:p>
+      <w:pPr/>
+      <w:r>
+        <w:rPr>
+          <w:lang w:val="fr_FR" w:bidi="fr_FR"/>
+        </w:rPr>
+      </w:r>
+      <w:r>
+        <w:rPr>
+          <w:lang w:val="fr_FR" w:bidi="fr_FR"/>
+        </w:rPr>
+        <w:t xml:space="preserve">(See also: </w:t>
+      </w:r>
+      <w:r>
+        <w:rPr>
+          <w:lang w:val="fr_FR" w:bidi="fr_FR"/>
+        </w:rPr>
+        <w:t>commander</w:t>
+      </w:r>
+      <w:r>
+        <w:rPr>
+          <w:lang w:val="fr_FR" w:bidi="fr_FR"/>
+        </w:rPr>
+        <w:t xml:space="preserve">, </w:t>
+      </w:r>
+      <w:r>
+        <w:rPr>
+          <w:lang w:val="fr_FR" w:bidi="fr_FR"/>
+        </w:rPr>
+        <w:t>alliance</w:t>
+      </w:r>
+      <w:r>
+        <w:rPr>
+          <w:lang w:val="fr_FR" w:bidi="fr_FR"/>
+        </w:rPr>
+        <w:t xml:space="preserve">, </w:t>
+      </w:r>
+      <w:r>
+        <w:rPr>
+          <w:lang w:val="fr_FR" w:bidi="fr_FR"/>
+        </w:rPr>
+        <w:t>décret</w:t>
+      </w:r>
+      <w:r>
+        <w:rPr>
+          <w:lang w:val="fr_FR" w:bidi="fr_FR"/>
+        </w:rPr>
+        <w:t xml:space="preserve">, </w:t>
+      </w:r>
+      <w:r>
+        <w:rPr>
+          <w:lang w:val="fr_FR" w:bidi="fr_FR"/>
+        </w:rPr>
+        <w:t>loi</w:t>
+      </w:r>
+      <w:r>
+        <w:rPr>
+          <w:lang w:val="fr_FR" w:bidi="fr_FR"/>
+        </w:rPr>
+        <w:t xml:space="preserve">, </w:t>
+      </w:r>
+      <w:r>
+        <w:rPr>
+          <w:lang w:val="fr_FR" w:bidi="fr_FR"/>
+        </w:rPr>
+        <w:t>loi de Moïse</w:t>
+      </w:r>
+      <w:r>
+        <w:rPr>
+          <w:lang w:val="fr_FR" w:bidi="fr_FR"/>
+        </w:rPr>
+        <w:t xml:space="preserve">, </w:t>
+      </w:r>
+      <w:r>
+        <w:rPr>
+          <w:lang w:val="fr_FR" w:bidi="fr_FR"/>
+        </w:rPr>
+        <w:t>prêtre</w:t>
+      </w:r>
+      <w:r>
+        <w:rPr>
+          <w:lang w:val="fr_FR" w:bidi="fr_FR"/>
+        </w:rPr>
+        <w:t>)</w:t>
+      </w:r>
+    </w:p>
+    <w:p>
+      <w:pPr>
+        <w:pStyle w:val="Heading3"/>
+      </w:pPr>
+      <w:r>
+        <w:rPr>
+          <w:lang w:val="fr_FR" w:bidi="fr_FR"/>
+        </w:rPr>
+        <w:t>Bible References:</w:t>
       </w:r>
     </w:p>
     <w:p>
@@ -1435,56 +1610,7 @@
         <w:rPr>
           <w:lang w:val="fr_FR" w:bidi="fr_FR"/>
         </w:rPr>
-        <w:t>De la même manière, « né de l'Esprit » pourrait être traduit par « ayant reçu une nouvelle vie par le Saint-Esprit » ou « habilité par le Saint-Esprit à devenir enfant de Dieu » ou encore en parlant de l'Esprit « donnant une nouvelle vie, comme à un nouveau-né ».</w:t>
-      </w:r>
-    </w:p>
-    <w:p>
-      <w:pPr/>
-      <w:r>
-        <w:rPr>
-          <w:lang w:val="fr_FR" w:bidi="fr_FR"/>
-        </w:rPr>
-      </w:r>
-      <w:r>
-        <w:rPr>
-          <w:lang w:val="fr_FR" w:bidi="fr_FR"/>
-        </w:rPr>
-        <w:t xml:space="preserve">(Voir aussi : </w:t>
-      </w:r>
-      <w:r>
-        <w:rPr>
-          <w:lang w:val="fr_FR" w:bidi="fr_FR"/>
-        </w:rPr>
-        <w:t>Saint-Esprit</w:t>
-      </w:r>
-      <w:r>
-        <w:rPr>
-          <w:lang w:val="fr_FR" w:bidi="fr_FR"/>
-        </w:rPr>
-        <w:t xml:space="preserve">, </w:t>
-      </w:r>
-      <w:r>
-        <w:rPr>
-          <w:lang w:val="fr_FR" w:bidi="fr_FR"/>
-        </w:rPr>
-        <w:t>sauver</w:t>
-      </w:r>
-      <w:r>
-        <w:rPr>
-          <w:lang w:val="fr_FR" w:bidi="fr_FR"/>
-        </w:rPr>
-        <w:t>)</w:t>
-      </w:r>
-    </w:p>
-    <w:p>
-      <w:pPr>
-        <w:pStyle w:val="Heading3"/>
-      </w:pPr>
-      <w:r>
-        <w:rPr>
-          <w:lang w:val="fr_FR" w:bidi="fr_FR"/>
-        </w:rPr>
-        <w:t>Références bibliques :</w:t>
+        <w:t>1 Kings 12:31–32</w:t>
       </w:r>
     </w:p>
     <w:p>
@@ -1498,18 +1624,12 @@
           <w:lang w:val="fr_FR" w:bidi="fr_FR"/>
         </w:rPr>
       </w:r>
-      <w:hyperlink r:id="rId13">
-        <w:r>
-          <w:rPr>
-            <w:lang w:val="fr_FR" w:bidi="fr_FR"/>
-          </w:rPr>
-          <w:rPr>
-            <w:color w:val="0000EE"/>
-            <w:u w:val="single"/>
-          </w:rPr>
-          <w:t>1 Jean 3.9</w:t>
-        </w:r>
-      </w:hyperlink>
+      <w:r>
+        <w:rPr>
+          <w:lang w:val="fr_FR" w:bidi="fr_FR"/>
+        </w:rPr>
+        <w:t>2 Samuel 17:13–14</w:t>
+      </w:r>
     </w:p>
     <w:p>
       <w:pPr>
@@ -1522,18 +1642,12 @@
           <w:lang w:val="fr_FR" w:bidi="fr_FR"/>
         </w:rPr>
       </w:r>
-      <w:hyperlink r:id="rId14">
-        <w:r>
-          <w:rPr>
-            <w:lang w:val="fr_FR" w:bidi="fr_FR"/>
-          </w:rPr>
-          <w:rPr>
-            <w:color w:val="0000EE"/>
-            <w:u w:val="single"/>
-          </w:rPr>
-          <w:t>1 Pierre 1.3</w:t>
-        </w:r>
-      </w:hyperlink>
+      <w:r>
+        <w:rPr>
+          <w:lang w:val="fr_FR" w:bidi="fr_FR"/>
+        </w:rPr>
+        <w:t>Exodus 28:40–41</w:t>
+      </w:r>
     </w:p>
     <w:p>
       <w:pPr>
@@ -1546,18 +1660,12 @@
           <w:lang w:val="fr_FR" w:bidi="fr_FR"/>
         </w:rPr>
       </w:r>
-      <w:hyperlink r:id="rId15">
-        <w:r>
-          <w:rPr>
-            <w:lang w:val="fr_FR" w:bidi="fr_FR"/>
-          </w:rPr>
-          <w:rPr>
-            <w:color w:val="0000EE"/>
-            <w:u w:val="single"/>
-          </w:rPr>
-          <w:t>1 Pierre 1.23</w:t>
-        </w:r>
-      </w:hyperlink>
+      <w:r>
+        <w:rPr>
+          <w:lang w:val="fr_FR" w:bidi="fr_FR"/>
+        </w:rPr>
+        <w:t>Numbers 3:3</w:t>
+      </w:r>
     </w:p>
     <w:p>
       <w:pPr>
@@ -1570,18 +1678,23 @@
           <w:lang w:val="fr_FR" w:bidi="fr_FR"/>
         </w:rPr>
       </w:r>
-      <w:hyperlink r:id="rId16">
-        <w:r>
-          <w:rPr>
-            <w:lang w:val="fr_FR" w:bidi="fr_FR"/>
-          </w:rPr>
-          <w:rPr>
-            <w:color w:val="0000EE"/>
-            <w:u w:val="single"/>
-          </w:rPr>
-          <w:t>Jean 3.4</w:t>
-        </w:r>
-      </w:hyperlink>
+      <w:r>
+        <w:rPr>
+          <w:lang w:val="fr_FR" w:bidi="fr_FR"/>
+        </w:rPr>
+        <w:t>Psalms 111:7–9</w:t>
+      </w:r>
+    </w:p>
+    <w:p>
+      <w:pPr>
+        <w:pStyle w:val="Heading3"/>
+      </w:pPr>
+      <w:r>
+        <w:rPr>
+          <w:lang w:val="fr_FR" w:bidi="fr_FR"/>
+        </w:rPr>
+        <w:t>Word Data:</w:t>
+      </w:r>
     </w:p>
     <w:p>
       <w:pPr>
@@ -1594,18 +1707,71 @@
           <w:lang w:val="fr_FR" w:bidi="fr_FR"/>
         </w:rPr>
       </w:r>
-      <w:hyperlink r:id="rId17">
-        <w:r>
-          <w:rPr>
-            <w:lang w:val="fr_FR" w:bidi="fr_FR"/>
-          </w:rPr>
-          <w:rPr>
-            <w:color w:val="0000EE"/>
-            <w:u w:val="single"/>
-          </w:rPr>
-          <w:t>Jean 3.7</w:t>
-        </w:r>
-      </w:hyperlink>
+      <w:r>
+        <w:rPr>
+          <w:lang w:val="fr_FR" w:bidi="fr_FR"/>
+        </w:rPr>
+        <w:t>Strong’s: H3245, H4390, H6186, H6213, H6680, H7760, H8239, G12990, G25250, G42700, G42820</w:t>
+      </w:r>
+      <w:r>
+        <w:rPr>
+          <w:lang w:val="fr_FR" w:bidi="fr_FR"/>
+        </w:rPr>
+      </w:r>
+      <w:r>
+        <w:rPr>
+          <w:lang w:val="fr_FR" w:bidi="fr_FR"/>
+        </w:rPr>
+      </w:r>
+    </w:p>
+    <w:p>
+      <w:pPr/>
+      <w:r>
+        <w:rPr>
+          <w:lang w:val="fr_FR" w:bidi="fr_FR"/>
+        </w:rPr>
+      </w:r>
+    </w:p>
+    <w:p>
+      <w:pPr>
+        <w:pStyle w:val="Heading2"/>
+      </w:pPr>
+      <w:r>
+        <w:rPr>
+          <w:lang w:val="fr_FR" w:bidi="fr_FR"/>
+        </w:rPr>
+        <w:t>Orge</w:t>
+      </w:r>
+      <w:r>
+        <w:rPr>
+          <w:lang w:val="fr_FR" w:bidi="fr_FR"/>
+        </w:rPr>
+      </w:r>
+    </w:p>
+    <w:p>
+      <w:pPr>
+        <w:pStyle w:val="Heading3"/>
+      </w:pPr>
+      <w:r>
+        <w:rPr>
+          <w:lang w:val="fr_FR" w:bidi="fr_FR"/>
+        </w:rPr>
+        <w:t>Définition :</w:t>
+      </w:r>
+    </w:p>
+    <w:p>
+      <w:pPr/>
+      <w:r>
+        <w:rPr>
+          <w:lang w:val="fr_FR" w:bidi="fr_FR"/>
+        </w:rPr>
+      </w:r>
+      <w:r>
+        <w:rPr>
+          <w:lang w:val="fr_FR" w:bidi="fr_FR"/>
+        </w:rPr>
+        <w:t>Le terme "orge" se réfère à une sorte de graine qui est utilisée pour faire du pain.</w:t>
+      </w:r>
     </w:p>
     <w:p>
       <w:pPr>
@@ -1618,28 +1784,11 @@
           <w:lang w:val="fr_FR" w:bidi="fr_FR"/>
         </w:rPr>
       </w:r>
-      <w:hyperlink r:id="rId18">
-        <w:r>
-          <w:rPr>
-            <w:lang w:val="fr_FR" w:bidi="fr_FR"/>
-          </w:rPr>
-          <w:rPr>
-            <w:color w:val="0000EE"/>
-            <w:u w:val="single"/>
-          </w:rPr>
-          <w:t>Tite 3.5</w:t>
-        </w:r>
-      </w:hyperlink>
-    </w:p>
-    <w:p>
-      <w:pPr>
-        <w:pStyle w:val="Heading3"/>
-      </w:pPr>
-      <w:r>
-        <w:rPr>
-          <w:lang w:val="fr_FR" w:bidi="fr_FR"/>
-        </w:rPr>
-        <w:t>Données :</w:t>
+      <w:r>
+        <w:rPr>
+          <w:lang w:val="fr_FR" w:bidi="fr_FR"/>
+        </w:rPr>
+        <w:t>Le plant d'orge avait une longue tige avec un épis à la tête où les semences ou les graines se développent.</w:t>
       </w:r>
     </w:p>
     <w:p>
@@ -1657,66 +1806,7 @@
         <w:rPr>
           <w:lang w:val="fr_FR" w:bidi="fr_FR"/>
         </w:rPr>
-        <w:t>Concordance Strong : G03130, G05090, G10800, G38240</w:t>
-      </w:r>
-      <w:r>
-        <w:rPr>
-          <w:lang w:val="fr_FR" w:bidi="fr_FR"/>
-        </w:rPr>
-      </w:r>
-      <w:r>
-        <w:rPr>
-          <w:lang w:val="fr_FR" w:bidi="fr_FR"/>
-        </w:rPr>
-      </w:r>
-    </w:p>
-    <w:p>
-      <w:pPr/>
-      <w:r>
-        <w:rPr>
-          <w:lang w:val="fr_FR" w:bidi="fr_FR"/>
-        </w:rPr>
-      </w:r>
-    </w:p>
-    <w:p>
-      <w:pPr>
-        <w:pStyle w:val="Heading2"/>
-      </w:pPr>
-      <w:r>
-        <w:rPr>
-          <w:lang w:val="fr_FR" w:bidi="fr_FR"/>
-        </w:rPr>
-        <w:t>Nébucadnetsar</w:t>
-      </w:r>
-      <w:r>
-        <w:rPr>
-          <w:lang w:val="fr_FR" w:bidi="fr_FR"/>
-        </w:rPr>
-      </w:r>
-    </w:p>
-    <w:p>
-      <w:pPr>
-        <w:pStyle w:val="Heading3"/>
-      </w:pPr>
-      <w:r>
-        <w:rPr>
-          <w:lang w:val="fr_FR" w:bidi="fr_FR"/>
-        </w:rPr>
-        <w:t>Données :</w:t>
-      </w:r>
-    </w:p>
-    <w:p>
-      <w:pPr/>
-      <w:r>
-        <w:rPr>
-          <w:lang w:val="fr_FR" w:bidi="fr_FR"/>
-        </w:rPr>
-      </w:r>
-      <w:r>
-        <w:rPr>
-          <w:lang w:val="fr_FR" w:bidi="fr_FR"/>
-        </w:rPr>
-        <w:t>Nébucadnetsar était un roi de l'Empire babylonien dont la puissante armée a conquis de nombreux peuples et nations à l'époque des royaumes d'Israël et de Juda</w:t>
+        <w:t>Lorsque l'orge est bâtue, les graines mangeables sont séparées de la paille sans valeur.</w:t>
       </w:r>
     </w:p>
     <w:p>
@@ -1734,7 +1824,7 @@
         <w:rPr>
           <w:lang w:val="fr_FR" w:bidi="fr_FR"/>
         </w:rPr>
-        <w:t>Sous la direction de Nébucadnetsar, l'armée babylonienne a attaqué et conquis le royaume de Juda et a pris captifs la plupart de ses habitants à Babylone. Les captifs ont été contraints d'y vivre pendant une période de 70 ans connue sous le nom de « l'Exil de Babylone ».</w:t>
+        <w:t>Le grain de l'orge est pilé en farine, qui est alors mélangé à l'eau ou à l'huile pour faire du pain.</w:t>
       </w:r>
     </w:p>
     <w:p>
@@ -1752,7 +1842,94 @@
         <w:rPr>
           <w:lang w:val="fr_FR" w:bidi="fr_FR"/>
         </w:rPr>
-        <w:t>L'un des exilés, Daniel, a interprété certains des rêves du roi Nébucadnetsar.</w:t>
+        <w:t>Si l'orge n'est pas connue, le mot peut être traduit comme "une graine appelée orge" ou "graine d'orge"</w:t>
+      </w:r>
+    </w:p>
+    <w:p>
+      <w:pPr/>
+      <w:r>
+        <w:rPr>
+          <w:lang w:val="fr_FR" w:bidi="fr_FR"/>
+        </w:rPr>
+      </w:r>
+      <w:r>
+        <w:rPr>
+          <w:lang w:val="fr_FR" w:bidi="fr_FR"/>
+        </w:rPr>
+        <w:t>(Voir aussi : How to Translate Unknowns)</w:t>
+      </w:r>
+    </w:p>
+    <w:p>
+      <w:pPr/>
+      <w:r>
+        <w:rPr>
+          <w:lang w:val="fr_FR" w:bidi="fr_FR"/>
+        </w:rPr>
+      </w:r>
+      <w:r>
+        <w:rPr>
+          <w:lang w:val="fr_FR" w:bidi="fr_FR"/>
+        </w:rPr>
+        <w:t>(Voir aussi : (../other/grain.md), (../other/thresh.md), (../other/wheat.md))</w:t>
+      </w:r>
+      <w:r>
+        <w:rPr>
+          <w:lang w:val="fr_FR" w:bidi="fr_FR"/>
+        </w:rPr>
+      </w:r>
+      <w:r>
+        <w:rPr>
+          <w:lang w:val="fr_FR" w:bidi="fr_FR"/>
+        </w:rPr>
+      </w:r>
+    </w:p>
+    <w:p>
+      <w:pPr/>
+      <w:r>
+        <w:rPr>
+          <w:lang w:val="fr_FR" w:bidi="fr_FR"/>
+        </w:rPr>
+      </w:r>
+    </w:p>
+    <w:p>
+      <w:pPr>
+        <w:pStyle w:val="Heading2"/>
+      </w:pPr>
+      <w:r>
+        <w:rPr>
+          <w:lang w:val="fr_FR" w:bidi="fr_FR"/>
+        </w:rPr>
+        <w:t>Osée</w:t>
+      </w:r>
+      <w:r>
+        <w:rPr>
+          <w:lang w:val="fr_FR" w:bidi="fr_FR"/>
+        </w:rPr>
+      </w:r>
+    </w:p>
+    <w:p>
+      <w:pPr>
+        <w:pStyle w:val="Heading3"/>
+      </w:pPr>
+      <w:r>
+        <w:rPr>
+          <w:lang w:val="fr_FR" w:bidi="fr_FR"/>
+        </w:rPr>
+        <w:t>Définition :</w:t>
+      </w:r>
+    </w:p>
+    <w:p>
+      <w:pPr/>
+      <w:r>
+        <w:rPr>
+          <w:lang w:val="fr_FR" w:bidi="fr_FR"/>
+        </w:rPr>
+      </w:r>
+      <w:r>
+        <w:rPr>
+          <w:lang w:val="fr_FR" w:bidi="fr_FR"/>
+        </w:rPr>
+        <w:t>"Osée était un prophète d'Israel qui a vecu environ 750 ans avant le temps de Christ.</w:t>
       </w:r>
     </w:p>
     <w:p>
@@ -1770,7 +1947,7 @@
         <w:rPr>
           <w:lang w:val="fr_FR" w:bidi="fr_FR"/>
         </w:rPr>
-        <w:t>Trois autres Israélites captifs, Hanania, Mischaël et Azaria ont été jetés dans une fournaise ardente lorsqu'ils ont refusé de se prosterner devant une gigantesque statue en or que Nébucadnetsar avait faite.</w:t>
+        <w:t>Son ministère dura plusieurs années pendant le règne de plusieurs Roi d'Israel et de Judée tels que Jéroboam, Zacharie, Uzziah, Jotham et Ezechias.</w:t>
       </w:r>
     </w:p>
     <w:p>
@@ -1788,7 +1965,7 @@
         <w:rPr>
           <w:lang w:val="fr_FR" w:bidi="fr_FR"/>
         </w:rPr>
-        <w:t>Le roi Nébucadnetsar était très arrogant et adorait les faux dieux. Lorsqu'il a conquis Juda, il a pris de nombreux objets en or et en argent du temple de Jérusalem.</w:t>
+        <w:t>Dieu avait demandé à Osée de prendre une prostitué pour femme du nom de Gomer et de continuer de l'aimer même dans son infidelité.</w:t>
       </w:r>
     </w:p>
     <w:p>
@@ -1806,80 +1983,7 @@
         <w:rPr>
           <w:lang w:val="fr_FR" w:bidi="fr_FR"/>
         </w:rPr>
-        <w:t>Parce que Nébucadnetsar était fier et refusait de se détourner de l'adoration des faux dieux, Yahvé l'a rendu indigent pendant sept ans, vivant comme un animal. Après les sept années, Dieu a restauré Nébucadnetsar lorsqu'il s'est humilié et a loué le seul vrai Dieu, Yahvé.</w:t>
-      </w:r>
-    </w:p>
-    <w:p>
-      <w:pPr/>
-      <w:r>
-        <w:rPr>
-          <w:lang w:val="fr_FR" w:bidi="fr_FR"/>
-        </w:rPr>
-      </w:r>
-      <w:r>
-        <w:rPr>
-          <w:lang w:val="fr_FR" w:bidi="fr_FR"/>
-        </w:rPr>
-        <w:t>(Voir aussi : (../other/arrogant.md), (../names/azariah.md), (../names/babylon.md), (../names/hananiah.md), (../names/mishael.md))</w:t>
-      </w:r>
-      <w:r>
-        <w:rPr>
-          <w:lang w:val="fr_FR" w:bidi="fr_FR"/>
-        </w:rPr>
-      </w:r>
-      <w:r>
-        <w:rPr>
-          <w:lang w:val="fr_FR" w:bidi="fr_FR"/>
-        </w:rPr>
-      </w:r>
-    </w:p>
-    <w:p>
-      <w:pPr/>
-      <w:r>
-        <w:rPr>
-          <w:lang w:val="fr_FR" w:bidi="fr_FR"/>
-        </w:rPr>
-      </w:r>
-    </w:p>
-    <w:p>
-      <w:pPr>
-        <w:pStyle w:val="Heading2"/>
-      </w:pPr>
-      <w:r>
-        <w:rPr>
-          <w:lang w:val="fr_FR" w:bidi="fr_FR"/>
-        </w:rPr>
-        <w:t>Néguev</w:t>
-      </w:r>
-      <w:r>
-        <w:rPr>
-          <w:lang w:val="fr_FR" w:bidi="fr_FR"/>
-        </w:rPr>
-      </w:r>
-    </w:p>
-    <w:p>
-      <w:pPr>
-        <w:pStyle w:val="Heading3"/>
-      </w:pPr>
-      <w:r>
-        <w:rPr>
-          <w:lang w:val="fr_FR" w:bidi="fr_FR"/>
-        </w:rPr>
-        <w:t>Définition :</w:t>
-      </w:r>
-    </w:p>
-    <w:p>
-      <w:pPr/>
-      <w:r>
-        <w:rPr>
-          <w:lang w:val="fr_FR" w:bidi="fr_FR"/>
-        </w:rPr>
-      </w:r>
-      <w:r>
-        <w:rPr>
-          <w:lang w:val="fr_FR" w:bidi="fr_FR"/>
-        </w:rPr>
-        <w:t>Le Néguev est une région désertique dans le sud d'Israël.</w:t>
+        <w:t>C'était juste l'image de l'Amour de Dieu pour son peuple infidèle, Israel.</w:t>
       </w:r>
     </w:p>
     <w:p>
@@ -1897,7 +2001,94 @@
         <w:rPr>
           <w:lang w:val="fr_FR" w:bidi="fr_FR"/>
         </w:rPr>
-        <w:t>Le mot original signifie "Sud" et certaines versions anglaises ont traduit de cette façon.</w:t>
+        <w:t>Osée prophetisait contre le peuple d'Israel, les avertissant de mettre fin à l'adoration des idoles.</w:t>
+      </w:r>
+    </w:p>
+    <w:p>
+      <w:pPr/>
+      <w:r>
+        <w:rPr>
+          <w:lang w:val="fr_FR" w:bidi="fr_FR"/>
+        </w:rPr>
+      </w:r>
+      <w:r>
+        <w:rPr>
+          <w:lang w:val="fr_FR" w:bidi="fr_FR"/>
+        </w:rPr>
+        <w:t>(Translation suggestions: Translate Names)</w:t>
+      </w:r>
+    </w:p>
+    <w:p>
+      <w:pPr/>
+      <w:r>
+        <w:rPr>
+          <w:lang w:val="fr_FR" w:bidi="fr_FR"/>
+        </w:rPr>
+      </w:r>
+      <w:r>
+        <w:rPr>
+          <w:lang w:val="fr_FR" w:bidi="fr_FR"/>
+        </w:rPr>
+        <w:t>(Voir aussi : (../names/ahaz.md), (../names/hezekiah.md), (../names/hoshea.md), (../names/jeroboam.md), (../names/jotham.md), (../names/uzziah.md), (../names/zechariahot.md))</w:t>
+      </w:r>
+      <w:r>
+        <w:rPr>
+          <w:lang w:val="fr_FR" w:bidi="fr_FR"/>
+        </w:rPr>
+      </w:r>
+      <w:r>
+        <w:rPr>
+          <w:lang w:val="fr_FR" w:bidi="fr_FR"/>
+        </w:rPr>
+      </w:r>
+    </w:p>
+    <w:p>
+      <w:pPr/>
+      <w:r>
+        <w:rPr>
+          <w:lang w:val="fr_FR" w:bidi="fr_FR"/>
+        </w:rPr>
+      </w:r>
+    </w:p>
+    <w:p>
+      <w:pPr>
+        <w:pStyle w:val="Heading2"/>
+      </w:pPr>
+      <w:r>
+        <w:rPr>
+          <w:lang w:val="fr_FR" w:bidi="fr_FR"/>
+        </w:rPr>
+        <w:t>Osée</w:t>
+      </w:r>
+      <w:r>
+        <w:rPr>
+          <w:lang w:val="fr_FR" w:bidi="fr_FR"/>
+        </w:rPr>
+      </w:r>
+    </w:p>
+    <w:p>
+      <w:pPr>
+        <w:pStyle w:val="Heading3"/>
+      </w:pPr>
+      <w:r>
+        <w:rPr>
+          <w:lang w:val="fr_FR" w:bidi="fr_FR"/>
+        </w:rPr>
+        <w:t>Définition :</w:t>
+      </w:r>
+    </w:p>
+    <w:p>
+      <w:pPr/>
+      <w:r>
+        <w:rPr>
+          <w:lang w:val="fr_FR" w:bidi="fr_FR"/>
+        </w:rPr>
+      </w:r>
+      <w:r>
+        <w:rPr>
+          <w:lang w:val="fr_FR" w:bidi="fr_FR"/>
+        </w:rPr>
+        <w:t>"Osée a règné pendant neuf ans en Israel quand Achaz et Ezechias ont regné successivement en Juda.</w:t>
       </w:r>
     </w:p>
     <w:p>
@@ -1915,7 +2106,7 @@
         <w:rPr>
           <w:lang w:val="fr_FR" w:bidi="fr_FR"/>
         </w:rPr>
-        <w:t>Il se pourrait que cette région du sud ne soit pas au même endroit que le Désert du Néguev de nos jours.</w:t>
+        <w:t>Osée était aussi le fils de Nun de la tribu d'Ephraim.</w:t>
       </w:r>
     </w:p>
     <w:p>
@@ -1933,7 +2124,7 @@
         <w:rPr>
           <w:lang w:val="fr_FR" w:bidi="fr_FR"/>
         </w:rPr>
-        <w:t>Quand Abraham a vécu dans la ville de Kadesh, il était dans le Néguev ou dans la région sud.</w:t>
+        <w:t>Moise a changé le nom de Osée en Josué après l'avoir envoyé avec les onze hommes pour espionner la terre des Cananéens.</w:t>
       </w:r>
     </w:p>
     <w:p>
@@ -1951,7 +2142,94 @@
         <w:rPr>
           <w:lang w:val="fr_FR" w:bidi="fr_FR"/>
         </w:rPr>
-        <w:t>Les tribus juives de Juda et Siméon ont vécu dans cette région du sud.</w:t>
+        <w:t>Après la mort de Moise, Josué conduisit le peuple d'Israel pour prendre possession de la terre de Canaan.</w:t>
+      </w:r>
+    </w:p>
+    <w:p>
+      <w:pPr/>
+      <w:r>
+        <w:rPr>
+          <w:lang w:val="fr_FR" w:bidi="fr_FR"/>
+        </w:rPr>
+      </w:r>
+      <w:r>
+        <w:rPr>
+          <w:lang w:val="fr_FR" w:bidi="fr_FR"/>
+        </w:rPr>
+        <w:t>(Translation suggestions: Translate Names)</w:t>
+      </w:r>
+    </w:p>
+    <w:p>
+      <w:pPr/>
+      <w:r>
+        <w:rPr>
+          <w:lang w:val="fr_FR" w:bidi="fr_FR"/>
+        </w:rPr>
+      </w:r>
+      <w:r>
+        <w:rPr>
+          <w:lang w:val="fr_FR" w:bidi="fr_FR"/>
+        </w:rPr>
+        <w:t>(Voir aussi : (../names/ahaz.md), (../names/canaan.md), (../names/ephraim.md), (../names/hezekiah.md), (../names/joshua.md), (../names/moses.md))</w:t>
+      </w:r>
+      <w:r>
+        <w:rPr>
+          <w:lang w:val="fr_FR" w:bidi="fr_FR"/>
+        </w:rPr>
+      </w:r>
+      <w:r>
+        <w:rPr>
+          <w:lang w:val="fr_FR" w:bidi="fr_FR"/>
+        </w:rPr>
+      </w:r>
+    </w:p>
+    <w:p>
+      <w:pPr/>
+      <w:r>
+        <w:rPr>
+          <w:lang w:val="fr_FR" w:bidi="fr_FR"/>
+        </w:rPr>
+      </w:r>
+    </w:p>
+    <w:p>
+      <w:pPr>
+        <w:pStyle w:val="Heading2"/>
+      </w:pPr>
+      <w:r>
+        <w:rPr>
+          <w:lang w:val="fr_FR" w:bidi="fr_FR"/>
+        </w:rPr>
+        <w:t>Ours</w:t>
+      </w:r>
+      <w:r>
+        <w:rPr>
+          <w:lang w:val="fr_FR" w:bidi="fr_FR"/>
+        </w:rPr>
+      </w:r>
+    </w:p>
+    <w:p>
+      <w:pPr>
+        <w:pStyle w:val="Heading3"/>
+      </w:pPr>
+      <w:r>
+        <w:rPr>
+          <w:lang w:val="fr_FR" w:bidi="fr_FR"/>
+        </w:rPr>
+        <w:t>Définition :</w:t>
+      </w:r>
+    </w:p>
+    <w:p>
+      <w:pPr/>
+      <w:r>
+        <w:rPr>
+          <w:lang w:val="fr_FR" w:bidi="fr_FR"/>
+        </w:rPr>
+      </w:r>
+      <w:r>
+        <w:rPr>
+          <w:lang w:val="fr_FR" w:bidi="fr_FR"/>
+        </w:rPr>
+        <w:t>Un ours est un grand animal à fourrure, à quatre pattes brun foncé ou noirs, avec des dents et des griffes acérées* Les ours étaient monnaie courante en Israël pendant les temps bibliques.</w:t>
       </w:r>
     </w:p>
     <w:p>
@@ -1969,94 +2247,7 @@
         <w:rPr>
           <w:lang w:val="fr_FR" w:bidi="fr_FR"/>
         </w:rPr>
-        <w:t>La plus grande ville de la région du Néguev est Beersheba.</w:t>
-      </w:r>
-    </w:p>
-    <w:p>
-      <w:pPr/>
-      <w:r>
-        <w:rPr>
-          <w:lang w:val="fr_FR" w:bidi="fr_FR"/>
-        </w:rPr>
-      </w:r>
-      <w:r>
-        <w:rPr>
-          <w:lang w:val="fr_FR" w:bidi="fr_FR"/>
-        </w:rPr>
-        <w:t>(Voir aussi : (rc://fr/ta/man/translate/translate-names))</w:t>
-      </w:r>
-    </w:p>
-    <w:p>
-      <w:pPr/>
-      <w:r>
-        <w:rPr>
-          <w:lang w:val="fr_FR" w:bidi="fr_FR"/>
-        </w:rPr>
-      </w:r>
-      <w:r>
-        <w:rPr>
-          <w:lang w:val="fr_FR" w:bidi="fr_FR"/>
-        </w:rPr>
-        <w:t>(Voir aussi : (../names/abraham.md), (../names/beersheba.md), (../kt/israel.md), (../names/judah.md), (../names/kadesh.md), (../names/saltsea.md), (../names/simeon.md))</w:t>
-      </w:r>
-      <w:r>
-        <w:rPr>
-          <w:lang w:val="fr_FR" w:bidi="fr_FR"/>
-        </w:rPr>
-      </w:r>
-      <w:r>
-        <w:rPr>
-          <w:lang w:val="fr_FR" w:bidi="fr_FR"/>
-        </w:rPr>
-      </w:r>
-    </w:p>
-    <w:p>
-      <w:pPr/>
-      <w:r>
-        <w:rPr>
-          <w:lang w:val="fr_FR" w:bidi="fr_FR"/>
-        </w:rPr>
-      </w:r>
-    </w:p>
-    <w:p>
-      <w:pPr>
-        <w:pStyle w:val="Heading2"/>
-      </w:pPr>
-      <w:r>
-        <w:rPr>
-          <w:lang w:val="fr_FR" w:bidi="fr_FR"/>
-        </w:rPr>
-        <w:t>Néhémie</w:t>
-      </w:r>
-      <w:r>
-        <w:rPr>
-          <w:lang w:val="fr_FR" w:bidi="fr_FR"/>
-        </w:rPr>
-      </w:r>
-    </w:p>
-    <w:p>
-      <w:pPr>
-        <w:pStyle w:val="Heading3"/>
-      </w:pPr>
-      <w:r>
-        <w:rPr>
-          <w:lang w:val="fr_FR" w:bidi="fr_FR"/>
-        </w:rPr>
-        <w:t>Définition :</w:t>
-      </w:r>
-    </w:p>
-    <w:p>
-      <w:pPr/>
-      <w:r>
-        <w:rPr>
-          <w:lang w:val="fr_FR" w:bidi="fr_FR"/>
-        </w:rPr>
-      </w:r>
-      <w:r>
-        <w:rPr>
-          <w:lang w:val="fr_FR" w:bidi="fr_FR"/>
-        </w:rPr>
-        <w:t>Néhémie était un jeune Israélite dans l'empire babylonien quand le peuple d'Israël et de Juda ont été pris en captivité par les Babyloniens.</w:t>
+        <w:t>Ces animaux vivent dans les forêts et les zones de montagne; ils mangent du poisson, les insectes et les plantes.</w:t>
       </w:r>
     </w:p>
     <w:p>
@@ -2074,7 +2265,7 @@
         <w:rPr>
           <w:lang w:val="fr_FR" w:bidi="fr_FR"/>
         </w:rPr>
-        <w:t>Alors qu'il était l'échanson du roi perse, Artaxerxès, Néhémie demanda au roi la permission de revenir à Jérusalem.</w:t>
+        <w:t>Dans l'Ancien Testament, l'ours est utilisé comme un symbole de force.</w:t>
       </w:r>
     </w:p>
     <w:p>
@@ -2092,7 +2283,7 @@
         <w:rPr>
           <w:lang w:val="fr_FR" w:bidi="fr_FR"/>
         </w:rPr>
-        <w:t>Néhémie a conduit les Israélites dans la reconstruction des murs de Jérusalem qui avaient été détruits par les Babyloniens.</w:t>
+        <w:t>Bien que garder les moutons, le berger David a combattu un ours et battit.</w:t>
       </w:r>
     </w:p>
     <w:p>
@@ -2110,7 +2301,80 @@
         <w:rPr>
           <w:lang w:val="fr_FR" w:bidi="fr_FR"/>
         </w:rPr>
-        <w:t>Pendant douze ans, il était le gouverneur de Jérusalem avant de retourner au palais du roi.</w:t>
+        <w:t>Deux ours sont sortis de la forêt et ont attaqué un groupe de jeunes qui avaient raillé le prophète Elisée.</w:t>
+      </w:r>
+    </w:p>
+    <w:p>
+      <w:pPr/>
+      <w:r>
+        <w:rPr>
+          <w:lang w:val="fr_FR" w:bidi="fr_FR"/>
+        </w:rPr>
+      </w:r>
+      <w:r>
+        <w:rPr>
+          <w:lang w:val="fr_FR" w:bidi="fr_FR"/>
+        </w:rPr>
+        <w:t>(Voir aussi : (../names/david.md), (../names/elisha.md))</w:t>
+      </w:r>
+      <w:r>
+        <w:rPr>
+          <w:lang w:val="fr_FR" w:bidi="fr_FR"/>
+        </w:rPr>
+      </w:r>
+      <w:r>
+        <w:rPr>
+          <w:lang w:val="fr_FR" w:bidi="fr_FR"/>
+        </w:rPr>
+      </w:r>
+    </w:p>
+    <w:p>
+      <w:pPr/>
+      <w:r>
+        <w:rPr>
+          <w:lang w:val="fr_FR" w:bidi="fr_FR"/>
+        </w:rPr>
+      </w:r>
+    </w:p>
+    <w:p>
+      <w:pPr>
+        <w:pStyle w:val="Heading2"/>
+      </w:pPr>
+      <w:r>
+        <w:rPr>
+          <w:lang w:val="fr_FR" w:bidi="fr_FR"/>
+        </w:rPr>
+        <w:t>Ozias</w:t>
+      </w:r>
+      <w:r>
+        <w:rPr>
+          <w:lang w:val="fr_FR" w:bidi="fr_FR"/>
+        </w:rPr>
+      </w:r>
+    </w:p>
+    <w:p>
+      <w:pPr>
+        <w:pStyle w:val="Heading3"/>
+      </w:pPr>
+      <w:r>
+        <w:rPr>
+          <w:lang w:val="fr_FR" w:bidi="fr_FR"/>
+        </w:rPr>
+        <w:t>Données :</w:t>
+      </w:r>
+    </w:p>
+    <w:p>
+      <w:pPr/>
+      <w:r>
+        <w:rPr>
+          <w:lang w:val="fr_FR" w:bidi="fr_FR"/>
+        </w:rPr>
+      </w:r>
+      <w:r>
+        <w:rPr>
+          <w:lang w:val="fr_FR" w:bidi="fr_FR"/>
+        </w:rPr>
+        <w:t>Ozias est devenu roi de Juda à l'âge de 16 ans et a régné 52 ans, ce qui a été un règne inhabituellement long. Ozias était aussi connu comme « Azaria ».</w:t>
       </w:r>
     </w:p>
     <w:p>
@@ -2128,7 +2392,7 @@
         <w:rPr>
           <w:lang w:val="fr_FR" w:bidi="fr_FR"/>
         </w:rPr>
-        <w:t>Le livre de l'Ancien Testament de Néhémie raconte l'histoire du travail de Néhémie dans la reconstruction des murs et son administration du peuple à Jérusalem.</w:t>
+        <w:t>Le roi Ozias était bien connu pour ses armées organisées et qualifiées. Il a fait construire des tours pour protéger la ville et a y fait monter des armes de guerre spécialement conçues pour lancer des flèches et de grosses pierres.</w:t>
       </w:r>
     </w:p>
     <w:p>
@@ -2146,94 +2410,7 @@
         <w:rPr>
           <w:lang w:val="fr_FR" w:bidi="fr_FR"/>
         </w:rPr>
-        <w:t>Néhémie était le nom attribué à d'autres hommes dans l'Ancien Testament* Ces différents hommes avaient généralement le nom de leur père ajouté à leur nom, comme dans "Néhémie, fils de Hakaliah*"</w:t>
-      </w:r>
-    </w:p>
-    <w:p>
-      <w:pPr/>
-      <w:r>
-        <w:rPr>
-          <w:lang w:val="fr_FR" w:bidi="fr_FR"/>
-        </w:rPr>
-      </w:r>
-      <w:r>
-        <w:rPr>
-          <w:lang w:val="fr_FR" w:bidi="fr_FR"/>
-        </w:rPr>
-        <w:t>(Voir aussi : (rc://fr/ta/man/translate/translate-names))</w:t>
-      </w:r>
-    </w:p>
-    <w:p>
-      <w:pPr/>
-      <w:r>
-        <w:rPr>
-          <w:lang w:val="fr_FR" w:bidi="fr_FR"/>
-        </w:rPr>
-      </w:r>
-      <w:r>
-        <w:rPr>
-          <w:lang w:val="fr_FR" w:bidi="fr_FR"/>
-        </w:rPr>
-        <w:t>(Voir aussi : (../names/artaxerxes.md), (../names/babylon.md), (../names/jerusalem.md), (../kt/son.md))</w:t>
-      </w:r>
-      <w:r>
-        <w:rPr>
-          <w:lang w:val="fr_FR" w:bidi="fr_FR"/>
-        </w:rPr>
-      </w:r>
-      <w:r>
-        <w:rPr>
-          <w:lang w:val="fr_FR" w:bidi="fr_FR"/>
-        </w:rPr>
-      </w:r>
-    </w:p>
-    <w:p>
-      <w:pPr/>
-      <w:r>
-        <w:rPr>
-          <w:lang w:val="fr_FR" w:bidi="fr_FR"/>
-        </w:rPr>
-      </w:r>
-    </w:p>
-    <w:p>
-      <w:pPr>
-        <w:pStyle w:val="Heading2"/>
-      </w:pPr>
-      <w:r>
-        <w:rPr>
-          <w:lang w:val="fr_FR" w:bidi="fr_FR"/>
-        </w:rPr>
-        <w:t>Neige</w:t>
-      </w:r>
-      <w:r>
-        <w:rPr>
-          <w:lang w:val="fr_FR" w:bidi="fr_FR"/>
-        </w:rPr>
-      </w:r>
-    </w:p>
-    <w:p>
-      <w:pPr>
-        <w:pStyle w:val="Heading3"/>
-      </w:pPr>
-      <w:r>
-        <w:rPr>
-          <w:lang w:val="fr_FR" w:bidi="fr_FR"/>
-        </w:rPr>
-        <w:t>Définition :</w:t>
-      </w:r>
-    </w:p>
-    <w:p>
-      <w:pPr/>
-      <w:r>
-        <w:rPr>
-          <w:lang w:val="fr_FR" w:bidi="fr_FR"/>
-        </w:rPr>
-      </w:r>
-      <w:r>
-        <w:rPr>
-          <w:lang w:val="fr_FR" w:bidi="fr_FR"/>
-        </w:rPr>
-        <w:t>"Le terme «neige» se réfère aux flocons glacés qui tombent dans les hauts lieux comme les montagnes ou dans les régions polaires.</w:t>
+        <w:t>Aussi longtemps qu'Ozias a servi le Seigneur, il a prospéré. Vers la fin de son règne, cependant, il est devenu fier et il a désobéi au Seigneur en brûlant de l'encens dans le temple, ce que seul un prêtre était autorisé à faire.</w:t>
       </w:r>
     </w:p>
     <w:p>
@@ -2251,79 +2428,7 @@
         <w:rPr>
           <w:lang w:val="fr_FR" w:bidi="fr_FR"/>
         </w:rPr>
-        <w:t>La neige tombe parfois à Jérusalem en hiver, mais generalement elle ne s'accumule pas.</w:t>
-      </w:r>
-    </w:p>
-    <w:p>
-      <w:pPr>
-        <w:pStyle w:val="ListBullet"/>
-        <w:spacing w:line="240" w:lineRule="auto"/>
-        <w:ind w:left="720"/>
-      </w:pPr>
-      <w:r>
-        <w:rPr>
-          <w:lang w:val="fr_FR" w:bidi="fr_FR"/>
-        </w:rPr>
-      </w:r>
-      <w:r>
-        <w:rPr>
-          <w:lang w:val="fr_FR" w:bidi="fr_FR"/>
-        </w:rPr>
-        <w:t>La neige est souvent utilisée comme un exemple de la couleur blanche.</w:t>
-      </w:r>
-    </w:p>
-    <w:p>
-      <w:pPr>
-        <w:pStyle w:val="ListBullet"/>
-        <w:spacing w:line="240" w:lineRule="auto"/>
-        <w:ind w:left="720"/>
-      </w:pPr>
-      <w:r>
-        <w:rPr>
-          <w:lang w:val="fr_FR" w:bidi="fr_FR"/>
-        </w:rPr>
-      </w:r>
-      <w:r>
-        <w:rPr>
-          <w:lang w:val="fr_FR" w:bidi="fr_FR"/>
-        </w:rPr>
-        <w:t>La blancheur de la neige est le symbole de la pureté* l'Ecriture déclare que «nos péchés *** seront blancs comme la neige»,ce qui signifie que Dieu purifie complètement son peuple de ses péchés.</w:t>
-      </w:r>
-    </w:p>
-    <w:p>
-      <w:pPr>
-        <w:pStyle w:val="ListBullet"/>
-        <w:spacing w:line="240" w:lineRule="auto"/>
-        <w:ind w:left="720"/>
-      </w:pPr>
-      <w:r>
-        <w:rPr>
-          <w:lang w:val="fr_FR" w:bidi="fr_FR"/>
-        </w:rPr>
-      </w:r>
-      <w:r>
-        <w:rPr>
-          <w:lang w:val="fr_FR" w:bidi="fr_FR"/>
-        </w:rPr>
-        <w:t>les descriptions du Christ glorifié dans le livre de l'Apocalypse mentionnent que ses cheveux étaient «blancs comme la neige*"</w:t>
-      </w:r>
-    </w:p>
-    <w:p>
-      <w:pPr>
-        <w:pStyle w:val="ListBullet"/>
-        <w:spacing w:line="240" w:lineRule="auto"/>
-        <w:ind w:left="720"/>
-      </w:pPr>
-      <w:r>
-        <w:rPr>
-          <w:lang w:val="fr_FR" w:bidi="fr_FR"/>
-        </w:rPr>
-      </w:r>
-      <w:r>
-        <w:rPr>
-          <w:lang w:val="fr_FR" w:bidi="fr_FR"/>
-        </w:rPr>
-        <w:t>Certaines langues peuvent se référer à la neige comme «pluie gelée» ou «flocons de glace" ou "flocons gelés*"</w:t>
+        <w:t>À cause de ce péché, Ozias a été frappé par la lèpre et a dû vivre isolé des autres jusqu'à la fin de son règne.</w:t>
       </w:r>
     </w:p>
     <w:p>
@@ -2337,7 +2442,7 @@
         <w:rPr>
           <w:lang w:val="fr_FR" w:bidi="fr_FR"/>
         </w:rPr>
-        <w:t>(Voir aussi : How to Translate Unknowns)</w:t>
+        <w:t>(Suggestions pour la traduction : How to Translate Names)</w:t>
       </w:r>
     </w:p>
     <w:p>
@@ -2351,474 +2456,13 @@
         <w:rPr>
           <w:lang w:val="fr_FR" w:bidi="fr_FR"/>
         </w:rPr>
-        <w:t>(Translation suggestions: Translate Names)</w:t>
-      </w:r>
-    </w:p>
-    <w:p>
-      <w:pPr/>
-      <w:r>
-        <w:rPr>
-          <w:lang w:val="fr_FR" w:bidi="fr_FR"/>
-        </w:rPr>
-      </w:r>
-      <w:r>
-        <w:rPr>
-          <w:lang w:val="fr_FR" w:bidi="fr_FR"/>
-        </w:rPr>
-        <w:t>(Voir aussi : (../names/lebanon.md), (../kt/purify.md))</w:t>
-      </w:r>
-      <w:r>
-        <w:rPr>
-          <w:lang w:val="fr_FR" w:bidi="fr_FR"/>
-        </w:rPr>
-      </w:r>
-      <w:r>
-        <w:rPr>
-          <w:lang w:val="fr_FR" w:bidi="fr_FR"/>
-        </w:rPr>
-      </w:r>
-    </w:p>
-    <w:p>
-      <w:pPr/>
-      <w:r>
-        <w:rPr>
-          <w:lang w:val="fr_FR" w:bidi="fr_FR"/>
-        </w:rPr>
-      </w:r>
-    </w:p>
-    <w:p>
-      <w:pPr>
-        <w:pStyle w:val="Heading2"/>
-      </w:pPr>
-      <w:r>
-        <w:rPr>
-          <w:lang w:val="fr_FR" w:bidi="fr_FR"/>
-        </w:rPr>
-        <w:t>Nephtali</w:t>
-      </w:r>
-      <w:r>
-        <w:rPr>
-          <w:lang w:val="fr_FR" w:bidi="fr_FR"/>
-        </w:rPr>
-      </w:r>
-    </w:p>
-    <w:p>
-      <w:pPr>
-        <w:pStyle w:val="Heading3"/>
-      </w:pPr>
-      <w:r>
-        <w:rPr>
-          <w:lang w:val="fr_FR" w:bidi="fr_FR"/>
-        </w:rPr>
-        <w:t>Définition :</w:t>
-      </w:r>
-    </w:p>
-    <w:p>
-      <w:pPr/>
-      <w:r>
-        <w:rPr>
-          <w:lang w:val="fr_FR" w:bidi="fr_FR"/>
-        </w:rPr>
-      </w:r>
-      <w:r>
-        <w:rPr>
-          <w:lang w:val="fr_FR" w:bidi="fr_FR"/>
-        </w:rPr>
-        <w:t>Nephtali était le sixième fils de Jacob* Ses descendants forment la tribu de Nephtali, qui était l'une des douze tribus d'Israël.</w:t>
-      </w:r>
-    </w:p>
-    <w:p>
-      <w:pPr>
-        <w:pStyle w:val="ListBullet"/>
-        <w:spacing w:line="240" w:lineRule="auto"/>
-        <w:ind w:left="720"/>
-      </w:pPr>
-      <w:r>
-        <w:rPr>
-          <w:lang w:val="fr_FR" w:bidi="fr_FR"/>
-        </w:rPr>
-      </w:r>
-      <w:r>
-        <w:rPr>
-          <w:lang w:val="fr_FR" w:bidi="fr_FR"/>
-        </w:rPr>
-        <w:t>Nephtali était la tribu qui vivait dans la partie la plus septentrionale de la terre d'Israël.</w:t>
-      </w:r>
-    </w:p>
-    <w:p>
-      <w:pPr>
-        <w:pStyle w:val="ListBullet"/>
-        <w:spacing w:line="240" w:lineRule="auto"/>
-        <w:ind w:left="720"/>
-      </w:pPr>
-      <w:r>
-        <w:rPr>
-          <w:lang w:val="fr_FR" w:bidi="fr_FR"/>
-        </w:rPr>
-      </w:r>
-      <w:r>
-        <w:rPr>
-          <w:lang w:val="fr_FR" w:bidi="fr_FR"/>
-        </w:rPr>
-        <w:t>Cette tribu est mentionnée dans l'Ancien et le Nouveau Testament de la Bible.</w:t>
-      </w:r>
-    </w:p>
-    <w:p>
-      <w:pPr>
-        <w:pStyle w:val="ListBullet"/>
-        <w:spacing w:line="240" w:lineRule="auto"/>
-        <w:ind w:left="720"/>
-      </w:pPr>
-      <w:r>
-        <w:rPr>
-          <w:lang w:val="fr_FR" w:bidi="fr_FR"/>
-        </w:rPr>
-      </w:r>
-      <w:r>
-        <w:rPr>
-          <w:lang w:val="fr_FR" w:bidi="fr_FR"/>
-        </w:rPr>
-        <w:t>Le nom Nephtali a également été utilisé pour désigner le territoire où cette tribu a vécu* Cela pourrait se traduire par «la terre appartenant à la tribu de Nephtali» ou «la terre où les descendants de Nephtali vivaient*"</w:t>
-      </w:r>
-    </w:p>
-    <w:p>
-      <w:pPr>
-        <w:pStyle w:val="ListBullet"/>
-        <w:spacing w:line="240" w:lineRule="auto"/>
-        <w:ind w:left="720"/>
-      </w:pPr>
-      <w:r>
-        <w:rPr>
-          <w:lang w:val="fr_FR" w:bidi="fr_FR"/>
-        </w:rPr>
-      </w:r>
-      <w:r>
-        <w:rPr>
-          <w:lang w:val="fr_FR" w:bidi="fr_FR"/>
-        </w:rPr>
-        <w:t>Le nom Nephtali signifie «la lutte*"</w:t>
-      </w:r>
-    </w:p>
-    <w:p>
-      <w:pPr/>
-      <w:r>
-        <w:rPr>
-          <w:lang w:val="fr_FR" w:bidi="fr_FR"/>
-        </w:rPr>
-      </w:r>
-      <w:r>
-        <w:rPr>
-          <w:lang w:val="fr_FR" w:bidi="fr_FR"/>
-        </w:rPr>
-        <w:t>(Voir aussi : (rc://fr/ta/man/translate/translate-names))</w:t>
-      </w:r>
-    </w:p>
-    <w:p>
-      <w:pPr/>
-      <w:r>
-        <w:rPr>
-          <w:lang w:val="fr_FR" w:bidi="fr_FR"/>
-        </w:rPr>
-      </w:r>
-      <w:r>
-        <w:rPr>
-          <w:lang w:val="fr_FR" w:bidi="fr_FR"/>
-        </w:rPr>
-        <w:t>(Voir aussi : (../names/asher.md), (../names/dan.md), (../names/jacob.md), (../names/seaofgalilee.md), (../other/12tribesofisrael.md))</w:t>
-      </w:r>
-      <w:r>
-        <w:rPr>
-          <w:lang w:val="fr_FR" w:bidi="fr_FR"/>
-        </w:rPr>
-      </w:r>
-      <w:r>
-        <w:rPr>
-          <w:lang w:val="fr_FR" w:bidi="fr_FR"/>
-        </w:rPr>
-      </w:r>
-    </w:p>
-    <w:p>
-      <w:pPr/>
-      <w:r>
-        <w:rPr>
-          <w:lang w:val="fr_FR" w:bidi="fr_FR"/>
-        </w:rPr>
-      </w:r>
-    </w:p>
-    <w:p>
-      <w:pPr>
-        <w:pStyle w:val="Heading2"/>
-      </w:pPr>
-      <w:r>
-        <w:rPr>
-          <w:lang w:val="fr_FR" w:bidi="fr_FR"/>
-        </w:rPr>
-        <w:t>Nil</w:t>
-      </w:r>
-      <w:r>
-        <w:rPr>
-          <w:lang w:val="fr_FR" w:bidi="fr_FR"/>
-        </w:rPr>
-      </w:r>
-    </w:p>
-    <w:p>
-      <w:pPr>
-        <w:pStyle w:val="Heading3"/>
-      </w:pPr>
-      <w:r>
-        <w:rPr>
-          <w:lang w:val="fr_FR" w:bidi="fr_FR"/>
-        </w:rPr>
-        <w:t>Définition :</w:t>
-      </w:r>
-    </w:p>
-    <w:p>
-      <w:pPr/>
-      <w:r>
-        <w:rPr>
-          <w:lang w:val="fr_FR" w:bidi="fr_FR"/>
-        </w:rPr>
-      </w:r>
-      <w:r>
-        <w:rPr>
-          <w:lang w:val="fr_FR" w:bidi="fr_FR"/>
-        </w:rPr>
-        <w:t>Le Nil est un fleuve très long et large en Afrique du nord* Il est particulièrement bien connu comme le principal fleuve de l'Egypte.</w:t>
-      </w:r>
-    </w:p>
-    <w:p>
-      <w:pPr>
-        <w:pStyle w:val="ListBullet"/>
-        <w:spacing w:line="240" w:lineRule="auto"/>
-        <w:ind w:left="720"/>
-      </w:pPr>
-      <w:r>
-        <w:rPr>
-          <w:lang w:val="fr_FR" w:bidi="fr_FR"/>
-        </w:rPr>
-      </w:r>
-      <w:r>
-        <w:rPr>
-          <w:lang w:val="fr_FR" w:bidi="fr_FR"/>
-        </w:rPr>
-        <w:t>Le Nil se jette dans la mer Méditerranée par le nord de l'Egypte.</w:t>
-      </w:r>
-    </w:p>
-    <w:p>
-      <w:pPr>
-        <w:pStyle w:val="ListBullet"/>
-        <w:spacing w:line="240" w:lineRule="auto"/>
-        <w:ind w:left="720"/>
-      </w:pPr>
-      <w:r>
-        <w:rPr>
-          <w:lang w:val="fr_FR" w:bidi="fr_FR"/>
-        </w:rPr>
-      </w:r>
-      <w:r>
-        <w:rPr>
-          <w:lang w:val="fr_FR" w:bidi="fr_FR"/>
-        </w:rPr>
-        <w:t>Les cultures poussent bien dans sa vallée fertile.</w:t>
-      </w:r>
-    </w:p>
-    <w:p>
-      <w:pPr>
-        <w:pStyle w:val="ListBullet"/>
-        <w:spacing w:line="240" w:lineRule="auto"/>
-        <w:ind w:left="720"/>
-      </w:pPr>
-      <w:r>
-        <w:rPr>
-          <w:lang w:val="fr_FR" w:bidi="fr_FR"/>
-        </w:rPr>
-      </w:r>
-      <w:r>
-        <w:rPr>
-          <w:lang w:val="fr_FR" w:bidi="fr_FR"/>
-        </w:rPr>
-        <w:t>La plupart des Egyptiens vivent près de la rivière du Nil, car il est une source importante de cultures, d'eau et de nourriture.</w:t>
-      </w:r>
-    </w:p>
-    <w:p>
-      <w:pPr>
-        <w:pStyle w:val="ListBullet"/>
-        <w:spacing w:line="240" w:lineRule="auto"/>
-        <w:ind w:left="720"/>
-      </w:pPr>
-      <w:r>
-        <w:rPr>
-          <w:lang w:val="fr_FR" w:bidi="fr_FR"/>
-        </w:rPr>
-      </w:r>
-      <w:r>
-        <w:rPr>
-          <w:lang w:val="fr_FR" w:bidi="fr_FR"/>
-        </w:rPr>
-        <w:t>Lorsqu'il était un bébé, Moïse a été placé dans un panier parmi les roseaux du Nil.</w:t>
-      </w:r>
-    </w:p>
-    <w:p>
-      <w:pPr/>
-      <w:r>
-        <w:rPr>
-          <w:lang w:val="fr_FR" w:bidi="fr_FR"/>
-        </w:rPr>
-      </w:r>
-      <w:r>
-        <w:rPr>
-          <w:lang w:val="fr_FR" w:bidi="fr_FR"/>
-        </w:rPr>
-        <w:t>(Voir aussi : (rc://fr/ta/man/translate/translate-names))</w:t>
-      </w:r>
-    </w:p>
-    <w:p>
-      <w:pPr/>
-      <w:r>
-        <w:rPr>
-          <w:lang w:val="fr_FR" w:bidi="fr_FR"/>
-        </w:rPr>
-      </w:r>
-      <w:r>
-        <w:rPr>
-          <w:lang w:val="fr_FR" w:bidi="fr_FR"/>
-        </w:rPr>
-        <w:t>(Voir aussi : (../names/egypt.md), (../names/goshen.md), (../names/moses.md))</w:t>
-      </w:r>
-      <w:r>
-        <w:rPr>
-          <w:lang w:val="fr_FR" w:bidi="fr_FR"/>
-        </w:rPr>
-      </w:r>
-      <w:r>
-        <w:rPr>
-          <w:lang w:val="fr_FR" w:bidi="fr_FR"/>
-        </w:rPr>
-      </w:r>
-    </w:p>
-    <w:p>
-      <w:pPr/>
-      <w:r>
-        <w:rPr>
-          <w:lang w:val="fr_FR" w:bidi="fr_FR"/>
-        </w:rPr>
-      </w:r>
-    </w:p>
-    <w:p>
-      <w:pPr>
-        <w:pStyle w:val="Heading2"/>
-      </w:pPr>
-      <w:r>
-        <w:rPr>
-          <w:lang w:val="fr_FR" w:bidi="fr_FR"/>
-        </w:rPr>
-        <w:t>Ninive</w:t>
-      </w:r>
-      <w:r>
-        <w:rPr>
-          <w:lang w:val="fr_FR" w:bidi="fr_FR"/>
-        </w:rPr>
-      </w:r>
-    </w:p>
-    <w:p>
-      <w:pPr>
-        <w:pStyle w:val="Heading3"/>
-      </w:pPr>
-      <w:r>
-        <w:rPr>
-          <w:lang w:val="fr_FR" w:bidi="fr_FR"/>
-        </w:rPr>
-        <w:t>Définition</w:t>
-      </w:r>
-    </w:p>
-    <w:p>
-      <w:pPr/>
-      <w:r>
-        <w:rPr>
-          <w:lang w:val="fr_FR" w:bidi="fr_FR"/>
-        </w:rPr>
-      </w:r>
-      <w:r>
-        <w:rPr>
-          <w:lang w:val="fr_FR" w:bidi="fr_FR"/>
-        </w:rPr>
-        <w:t>Ninive était la capitale de l'Assyrie. Pour l'époque, c'était une grande ville.</w:t>
-      </w:r>
-    </w:p>
-    <w:p>
-      <w:pPr>
-        <w:pStyle w:val="ListBullet"/>
-        <w:spacing w:line="240" w:lineRule="auto"/>
-        <w:ind w:left="720"/>
-      </w:pPr>
-      <w:r>
-        <w:rPr>
-          <w:lang w:val="fr_FR" w:bidi="fr_FR"/>
-        </w:rPr>
-      </w:r>
-      <w:r>
-        <w:rPr>
-          <w:lang w:val="fr_FR" w:bidi="fr_FR"/>
-        </w:rPr>
-        <w:t>Dieu envoie le prophète Jonas avertir les gens de Ninive qu'il va détruire la ville à cause de leur méchanceté. Les habitants de Ninive se détournent de leur mauvaises voies, y compris de leur violence, et Dieu décide de ne pas les détruire.</w:t>
-      </w:r>
-    </w:p>
-    <w:p>
-      <w:pPr>
-        <w:pStyle w:val="ListBullet"/>
-        <w:spacing w:line="240" w:lineRule="auto"/>
-        <w:ind w:left="720"/>
-      </w:pPr>
-      <w:r>
-        <w:rPr>
-          <w:lang w:val="fr_FR" w:bidi="fr_FR"/>
-        </w:rPr>
-      </w:r>
-      <w:r>
-        <w:rPr>
-          <w:lang w:val="fr_FR" w:bidi="fr_FR"/>
-        </w:rPr>
-        <w:t xml:space="preserve">Les prophètes Nahum et Sophonie ont tous les deux prophétisé que Dieu détruirait Ninive en jugement pour ses péchés. </w:t>
-      </w:r>
-    </w:p>
-    <w:p>
-      <w:pPr/>
-      <w:r>
-        <w:rPr>
-          <w:lang w:val="fr_FR" w:bidi="fr_FR"/>
-        </w:rPr>
-      </w:r>
-      <w:r>
-        <w:rPr>
-          <w:lang w:val="fr_FR" w:bidi="fr_FR"/>
-        </w:rPr>
-        <w:t xml:space="preserve">Voir : </w:t>
-      </w:r>
-      <w:r>
-        <w:rPr>
-          <w:lang w:val="fr_FR" w:bidi="fr_FR"/>
-        </w:rPr>
-        <w:t>Comment traduire les noms</w:t>
-      </w:r>
-    </w:p>
-    <w:p>
-      <w:pPr/>
-      <w:r>
-        <w:rPr>
-          <w:lang w:val="fr_FR" w:bidi="fr_FR"/>
-        </w:rPr>
-      </w:r>
-      <w:r>
-        <w:rPr>
-          <w:lang w:val="fr_FR" w:bidi="fr_FR"/>
-        </w:rPr>
-        <w:t xml:space="preserve">Voir aussi : </w:t>
-      </w:r>
-      <w:r>
-        <w:rPr>
-          <w:lang w:val="fr_FR" w:bidi="fr_FR"/>
-        </w:rPr>
-        <w:t>Assyrie</w:t>
+        <w:t xml:space="preserve">(Voir aussi : </w:t>
+      </w:r>
+      <w:r>
+        <w:rPr>
+          <w:lang w:val="fr_FR" w:bidi="fr_FR"/>
+        </w:rPr>
+        <w:t>Judah</w:t>
       </w:r>
       <w:r>
         <w:rPr>
@@ -2830,7 +2474,7 @@
         <w:rPr>
           <w:lang w:val="fr_FR" w:bidi="fr_FR"/>
         </w:rPr>
-        <w:t>Jonas</w:t>
+        <w:t>king</w:t>
       </w:r>
       <w:r>
         <w:rPr>
@@ -2842,867 +2486,37 @@
         <w:rPr>
           <w:lang w:val="fr_FR" w:bidi="fr_FR"/>
         </w:rPr>
-        <w:t>repentance</w:t>
-      </w:r>
-    </w:p>
-    <w:p>
-      <w:pPr>
-        <w:pStyle w:val="Heading3"/>
-      </w:pPr>
-      <w:r>
-        <w:rPr>
-          <w:lang w:val="fr_FR" w:bidi="fr_FR"/>
-        </w:rPr>
-        <w:t>Passages bibliques</w:t>
-      </w:r>
-    </w:p>
-    <w:p>
-      <w:pPr>
-        <w:pStyle w:val="ListBullet"/>
-        <w:spacing w:line="240" w:lineRule="auto"/>
-        <w:ind w:left="720"/>
-      </w:pPr>
-      <w:r>
-        <w:rPr>
-          <w:lang w:val="fr_FR" w:bidi="fr_FR"/>
-        </w:rPr>
-      </w:r>
-      <w:hyperlink r:id="rId19">
-        <w:r>
-          <w:rPr>
-            <w:lang w:val="fr_FR" w:bidi="fr_FR"/>
-          </w:rPr>
-          <w:rPr>
-            <w:color w:val="0000EE"/>
-            <w:u w:val="single"/>
-          </w:rPr>
-          <w:t>Genèse 10.11–14</w:t>
-        </w:r>
-      </w:hyperlink>
-    </w:p>
-    <w:p>
-      <w:pPr>
-        <w:pStyle w:val="ListBullet"/>
-        <w:spacing w:line="240" w:lineRule="auto"/>
-        <w:ind w:left="720"/>
-      </w:pPr>
-      <w:r>
-        <w:rPr>
-          <w:lang w:val="fr_FR" w:bidi="fr_FR"/>
-        </w:rPr>
-      </w:r>
-      <w:hyperlink r:id="rId20">
-        <w:r>
-          <w:rPr>
-            <w:lang w:val="fr_FR" w:bidi="fr_FR"/>
-          </w:rPr>
-          <w:rPr>
-            <w:color w:val="0000EE"/>
-            <w:u w:val="single"/>
-          </w:rPr>
-          <w:t>Jonas 1.3</w:t>
-        </w:r>
-      </w:hyperlink>
-    </w:p>
-    <w:p>
-      <w:pPr>
-        <w:pStyle w:val="ListBullet"/>
-        <w:spacing w:line="240" w:lineRule="auto"/>
-        <w:ind w:left="720"/>
-      </w:pPr>
-      <w:r>
-        <w:rPr>
-          <w:lang w:val="fr_FR" w:bidi="fr_FR"/>
-        </w:rPr>
-      </w:r>
-      <w:hyperlink r:id="rId21">
-        <w:r>
-          <w:rPr>
-            <w:lang w:val="fr_FR" w:bidi="fr_FR"/>
-          </w:rPr>
-          <w:rPr>
-            <w:color w:val="0000EE"/>
-            <w:u w:val="single"/>
-          </w:rPr>
-          <w:t>Jonas 3.3</w:t>
-        </w:r>
-      </w:hyperlink>
-    </w:p>
-    <w:p>
-      <w:pPr>
-        <w:pStyle w:val="ListBullet"/>
-        <w:spacing w:line="240" w:lineRule="auto"/>
-        <w:ind w:left="720"/>
-      </w:pPr>
-      <w:r>
-        <w:rPr>
-          <w:lang w:val="fr_FR" w:bidi="fr_FR"/>
-        </w:rPr>
-      </w:r>
-      <w:hyperlink r:id="rId22">
-        <w:r>
-          <w:rPr>
-            <w:lang w:val="fr_FR" w:bidi="fr_FR"/>
-          </w:rPr>
-          <w:rPr>
-            <w:color w:val="0000EE"/>
-            <w:u w:val="single"/>
-          </w:rPr>
-          <w:t>Luc 11.32</w:t>
-        </w:r>
-      </w:hyperlink>
-    </w:p>
-    <w:p>
-      <w:pPr>
-        <w:pStyle w:val="ListBullet"/>
-        <w:spacing w:line="240" w:lineRule="auto"/>
-        <w:ind w:left="720"/>
-      </w:pPr>
-      <w:r>
-        <w:rPr>
-          <w:lang w:val="fr_FR" w:bidi="fr_FR"/>
-        </w:rPr>
-      </w:r>
-      <w:hyperlink r:id="rId23">
-        <w:r>
-          <w:rPr>
-            <w:lang w:val="fr_FR" w:bidi="fr_FR"/>
-          </w:rPr>
-          <w:rPr>
-            <w:color w:val="0000EE"/>
-            <w:u w:val="single"/>
-          </w:rPr>
-          <w:t>Matthieu 12.41</w:t>
-        </w:r>
-      </w:hyperlink>
-    </w:p>
-    <w:p>
-      <w:pPr>
-        <w:pStyle w:val="Heading3"/>
-      </w:pPr>
-      <w:r>
-        <w:rPr>
-          <w:lang w:val="fr_FR" w:bidi="fr_FR"/>
-        </w:rPr>
-        <w:t>Données sur le mot</w:t>
-      </w:r>
-    </w:p>
-    <w:p>
-      <w:pPr>
-        <w:pStyle w:val="ListBullet"/>
-        <w:spacing w:line="240" w:lineRule="auto"/>
-        <w:ind w:left="720"/>
-      </w:pPr>
-      <w:r>
-        <w:rPr>
-          <w:lang w:val="fr_FR" w:bidi="fr_FR"/>
-        </w:rPr>
-      </w:r>
-      <w:r>
-        <w:rPr>
-          <w:lang w:val="fr_FR" w:bidi="fr_FR"/>
-        </w:rPr>
-        <w:t>Numéros Strong : H5210, G35350, G35360</w:t>
-      </w:r>
-      <w:r>
-        <w:rPr>
-          <w:lang w:val="fr_FR" w:bidi="fr_FR"/>
-        </w:rPr>
-      </w:r>
-      <w:r>
-        <w:rPr>
-          <w:lang w:val="fr_FR" w:bidi="fr_FR"/>
-        </w:rPr>
-      </w:r>
-    </w:p>
-    <w:p>
-      <w:pPr/>
-      <w:r>
-        <w:rPr>
-          <w:lang w:val="fr_FR" w:bidi="fr_FR"/>
-        </w:rPr>
-      </w:r>
-    </w:p>
-    <w:p>
-      <w:pPr>
-        <w:pStyle w:val="Heading2"/>
-      </w:pPr>
-      <w:r>
-        <w:rPr>
-          <w:lang w:val="fr_FR" w:bidi="fr_FR"/>
-        </w:rPr>
-        <w:t>Noble</w:t>
-      </w:r>
-      <w:r>
-        <w:rPr>
-          <w:lang w:val="fr_FR" w:bidi="fr_FR"/>
-        </w:rPr>
-      </w:r>
-    </w:p>
-    <w:p>
-      <w:pPr>
-        <w:pStyle w:val="Heading3"/>
-      </w:pPr>
-      <w:r>
-        <w:rPr>
-          <w:lang w:val="fr_FR" w:bidi="fr_FR"/>
-        </w:rPr>
-        <w:t>Définition :</w:t>
-      </w:r>
-    </w:p>
-    <w:p>
-      <w:pPr/>
-      <w:r>
-        <w:rPr>
-          <w:lang w:val="fr_FR" w:bidi="fr_FR"/>
-        </w:rPr>
-      </w:r>
-      <w:r>
-        <w:rPr>
-          <w:lang w:val="fr_FR" w:bidi="fr_FR"/>
-        </w:rPr>
-        <w:t>Le terme «noble» se réfère à quelque chose qui est excellent et de haute qualité* Un "noble" est une personne qui appartient à une classe politique ou sociale plus élevée.</w:t>
-      </w:r>
-    </w:p>
-    <w:p>
-      <w:pPr>
-        <w:pStyle w:val="ListBullet"/>
-        <w:spacing w:line="240" w:lineRule="auto"/>
-        <w:ind w:left="720"/>
-      </w:pPr>
-      <w:r>
-        <w:rPr>
-          <w:lang w:val="fr_FR" w:bidi="fr_FR"/>
-        </w:rPr>
-      </w:r>
-      <w:r>
-        <w:rPr>
-          <w:lang w:val="fr_FR" w:bidi="fr_FR"/>
-        </w:rPr>
-        <w:t>Un noble était souvent un officier de l'état, un serviteur proche du roi.</w:t>
-      </w:r>
-    </w:p>
-    <w:p>
-      <w:pPr>
-        <w:pStyle w:val="ListBullet"/>
-        <w:spacing w:line="240" w:lineRule="auto"/>
-        <w:ind w:left="720"/>
-      </w:pPr>
-      <w:r>
-        <w:rPr>
-          <w:lang w:val="fr_FR" w:bidi="fr_FR"/>
-        </w:rPr>
-      </w:r>
-      <w:r>
-        <w:rPr>
-          <w:lang w:val="fr_FR" w:bidi="fr_FR"/>
-        </w:rPr>
-        <w:t>Le terme «noble» pourrait aussi être traduit par «officielle du roi» ou «agent du gouvernement» ou «homme de noble naissance*"</w:t>
-      </w:r>
-      <w:r>
-        <w:rPr>
-          <w:lang w:val="fr_FR" w:bidi="fr_FR"/>
-        </w:rPr>
-      </w:r>
-      <w:r>
-        <w:rPr>
-          <w:lang w:val="fr_FR" w:bidi="fr_FR"/>
-        </w:rPr>
-      </w:r>
-    </w:p>
-    <w:p>
-      <w:pPr/>
-      <w:r>
-        <w:rPr>
-          <w:lang w:val="fr_FR" w:bidi="fr_FR"/>
-        </w:rPr>
-      </w:r>
-    </w:p>
-    <w:p>
-      <w:pPr>
-        <w:pStyle w:val="Heading2"/>
-      </w:pPr>
-      <w:r>
-        <w:rPr>
-          <w:lang w:val="fr_FR" w:bidi="fr_FR"/>
-        </w:rPr>
-        <w:t>Noé</w:t>
-      </w:r>
-      <w:r>
-        <w:rPr>
-          <w:lang w:val="fr_FR" w:bidi="fr_FR"/>
-        </w:rPr>
-      </w:r>
-    </w:p>
-    <w:p>
-      <w:pPr>
-        <w:pStyle w:val="Heading3"/>
-      </w:pPr>
-      <w:r>
-        <w:rPr>
-          <w:lang w:val="fr_FR" w:bidi="fr_FR"/>
-        </w:rPr>
-        <w:t>Définition :</w:t>
-      </w:r>
-    </w:p>
-    <w:p>
-      <w:pPr/>
-      <w:r>
-        <w:rPr>
-          <w:lang w:val="fr_FR" w:bidi="fr_FR"/>
-        </w:rPr>
-      </w:r>
-      <w:r>
-        <w:rPr>
-          <w:lang w:val="fr_FR" w:bidi="fr_FR"/>
-        </w:rPr>
-        <w:t>Noé était un homme qui a vécu il y a plus de quatre mille ans, au moment où Dieu a envoyé une inondation dans le monde entier pour détruire toutes les mauvaises personnes dans le monde* Dieu dit à Noé de construire un bateau gigantesque dans laquelle lui et sa famille pouvait vivre tandis que les eaux de crue ont couvert la terre.</w:t>
-      </w:r>
-    </w:p>
-    <w:p>
-      <w:pPr>
-        <w:pStyle w:val="ListBullet"/>
-        <w:spacing w:line="240" w:lineRule="auto"/>
-        <w:ind w:left="720"/>
-      </w:pPr>
-      <w:r>
-        <w:rPr>
-          <w:lang w:val="fr_FR" w:bidi="fr_FR"/>
-        </w:rPr>
-      </w:r>
-      <w:r>
-        <w:rPr>
-          <w:lang w:val="fr_FR" w:bidi="fr_FR"/>
-        </w:rPr>
-        <w:t>Noé était un homme juste qui a obéi à Dieu en tout.</w:t>
-      </w:r>
-    </w:p>
-    <w:p>
-      <w:pPr>
-        <w:pStyle w:val="ListBullet"/>
-        <w:spacing w:line="240" w:lineRule="auto"/>
-        <w:ind w:left="720"/>
-      </w:pPr>
-      <w:r>
-        <w:rPr>
-          <w:lang w:val="fr_FR" w:bidi="fr_FR"/>
-        </w:rPr>
-      </w:r>
-      <w:r>
-        <w:rPr>
-          <w:lang w:val="fr_FR" w:bidi="fr_FR"/>
-        </w:rPr>
-        <w:t>Quand Dieu dit à Noé comment construire le bateau gigantesque, Noé a construit exactement comme Dieu l'a dit.</w:t>
-      </w:r>
-    </w:p>
-    <w:p>
-      <w:pPr>
-        <w:pStyle w:val="ListBullet"/>
-        <w:spacing w:line="240" w:lineRule="auto"/>
-        <w:ind w:left="720"/>
-      </w:pPr>
-      <w:r>
-        <w:rPr>
-          <w:lang w:val="fr_FR" w:bidi="fr_FR"/>
-        </w:rPr>
-      </w:r>
-      <w:r>
-        <w:rPr>
-          <w:lang w:val="fr_FR" w:bidi="fr_FR"/>
-        </w:rPr>
-        <w:t>A l'intérieur du bateau, Noé et sa famille ont été gardés en sécurité et plus tard leurs enfants et petits-enfants remplirent la terre avec des gens de nouveau.</w:t>
-      </w:r>
-    </w:p>
-    <w:p>
-      <w:pPr>
-        <w:pStyle w:val="ListBullet"/>
-        <w:spacing w:line="240" w:lineRule="auto"/>
-        <w:ind w:left="720"/>
-      </w:pPr>
-      <w:r>
-        <w:rPr>
-          <w:lang w:val="fr_FR" w:bidi="fr_FR"/>
-        </w:rPr>
-      </w:r>
-      <w:r>
-        <w:rPr>
-          <w:lang w:val="fr_FR" w:bidi="fr_FR"/>
-        </w:rPr>
-        <w:t>Toute personne née après l'inondation est un descendant de la famille de Noé.</w:t>
-      </w:r>
-    </w:p>
-    <w:p>
-      <w:pPr/>
-      <w:r>
-        <w:rPr>
-          <w:lang w:val="fr_FR" w:bidi="fr_FR"/>
-        </w:rPr>
-      </w:r>
-      <w:r>
-        <w:rPr>
-          <w:lang w:val="fr_FR" w:bidi="fr_FR"/>
-        </w:rPr>
-        <w:t>(Voir aussi : (rc://fr/ta/man/translate/translate-names))</w:t>
-      </w:r>
-    </w:p>
-    <w:p>
-      <w:pPr/>
-      <w:r>
-        <w:rPr>
-          <w:lang w:val="fr_FR" w:bidi="fr_FR"/>
-        </w:rPr>
-      </w:r>
-      <w:r>
-        <w:rPr>
-          <w:lang w:val="fr_FR" w:bidi="fr_FR"/>
-        </w:rPr>
-        <w:t>(Voir aussi : (../other/descendant.md), (../kt/ark.md))</w:t>
-      </w:r>
-      <w:r>
-        <w:rPr>
-          <w:lang w:val="fr_FR" w:bidi="fr_FR"/>
-        </w:rPr>
-      </w:r>
-      <w:r>
-        <w:rPr>
-          <w:lang w:val="fr_FR" w:bidi="fr_FR"/>
-        </w:rPr>
-      </w:r>
-    </w:p>
-    <w:p>
-      <w:pPr/>
-      <w:r>
-        <w:rPr>
-          <w:lang w:val="fr_FR" w:bidi="fr_FR"/>
-        </w:rPr>
-      </w:r>
-    </w:p>
-    <w:p>
-      <w:pPr>
-        <w:pStyle w:val="Heading2"/>
-      </w:pPr>
-      <w:r>
-        <w:rPr>
-          <w:lang w:val="fr_FR" w:bidi="fr_FR"/>
-        </w:rPr>
-        <w:t>Nommer</w:t>
-      </w:r>
-      <w:r>
-        <w:rPr>
-          <w:lang w:val="fr_FR" w:bidi="fr_FR"/>
-        </w:rPr>
-      </w:r>
-    </w:p>
-    <w:p>
-      <w:pPr>
-        <w:pStyle w:val="Heading3"/>
-      </w:pPr>
-      <w:r>
-        <w:rPr>
-          <w:lang w:val="fr_FR" w:bidi="fr_FR"/>
-        </w:rPr>
-        <w:t>Définition :</w:t>
-      </w:r>
-    </w:p>
-    <w:p>
-      <w:pPr/>
-      <w:r>
-        <w:rPr>
-          <w:lang w:val="fr_FR" w:bidi="fr_FR"/>
-        </w:rPr>
-      </w:r>
-      <w:r>
-        <w:rPr>
-          <w:lang w:val="fr_FR" w:bidi="fr_FR"/>
-        </w:rPr>
-        <w:t>Les termes "nommer", "établir" et "désigner" font référence au choix d'une personne qui doit remplir une tâche ou un rôle spécifique.</w:t>
-      </w:r>
-    </w:p>
-    <w:p>
-      <w:pPr>
-        <w:pStyle w:val="ListBullet"/>
-        <w:spacing w:line="240" w:lineRule="auto"/>
-        <w:ind w:left="720"/>
-      </w:pPr>
-      <w:r>
-        <w:rPr>
-          <w:lang w:val="fr_FR" w:bidi="fr_FR"/>
-        </w:rPr>
-      </w:r>
-      <w:r>
-        <w:rPr>
-          <w:lang w:val="fr_FR" w:bidi="fr_FR"/>
-        </w:rPr>
-        <w:t>Être "désigné" peut aussi signifier être "choisi" pour recevoir quelque chose, comme dans "désigné pour la vie éternelle". Le fait que les gens ont été "désignés pour la vie éternelle" signifie qu'ils ont été choisis pour recevoir la vie éternelle.</w:t>
-      </w:r>
-    </w:p>
-    <w:p>
-      <w:pPr>
-        <w:pStyle w:val="ListBullet"/>
-        <w:spacing w:line="240" w:lineRule="auto"/>
-        <w:ind w:left="720"/>
-      </w:pPr>
-      <w:r>
-        <w:rPr>
-          <w:lang w:val="fr_FR" w:bidi="fr_FR"/>
-        </w:rPr>
-      </w:r>
-      <w:r>
-        <w:rPr>
-          <w:lang w:val="fr_FR" w:bidi="fr_FR"/>
-        </w:rPr>
-        <w:t>L'expression "temps fixé" fait référence au "temps choisi" ou au "temps planifié" par Dieu pour que quelque chose se produise.</w:t>
-      </w:r>
-    </w:p>
-    <w:p>
-      <w:pPr>
-        <w:pStyle w:val="ListBullet"/>
-        <w:spacing w:line="240" w:lineRule="auto"/>
-        <w:ind w:left="720"/>
-      </w:pPr>
-      <w:r>
-        <w:rPr>
-          <w:lang w:val="fr_FR" w:bidi="fr_FR"/>
-        </w:rPr>
-      </w:r>
-      <w:r>
-        <w:rPr>
-          <w:lang w:val="fr_FR" w:bidi="fr_FR"/>
-        </w:rPr>
-        <w:t>Le mot "nommer" peut aussi signifier "commander" ou "assigner" quelqu'un à faire quelque chose.</w:t>
-      </w:r>
-    </w:p>
-    <w:p>
-      <w:pPr>
-        <w:pStyle w:val="Heading3"/>
-      </w:pPr>
-      <w:r>
-        <w:rPr>
-          <w:lang w:val="fr_FR" w:bidi="fr_FR"/>
-        </w:rPr>
-        <w:t>Suggestions pour la traduction :</w:t>
-      </w:r>
-    </w:p>
-    <w:p>
-      <w:pPr>
-        <w:pStyle w:val="ListBullet"/>
-        <w:spacing w:line="240" w:lineRule="auto"/>
-        <w:ind w:left="720"/>
-      </w:pPr>
-      <w:r>
-        <w:rPr>
-          <w:lang w:val="fr_FR" w:bidi="fr_FR"/>
-        </w:rPr>
-      </w:r>
-      <w:r>
-        <w:rPr>
-          <w:lang w:val="fr_FR" w:bidi="fr_FR"/>
-        </w:rPr>
-        <w:t>Selon le contexte, les moyens de traduire "nommer" pourraient inclure "choisir" ou "établir" ou "appeler à un poste" ou "désigner" ou "fixer (un temps)" ou "commissioner".</w:t>
-      </w:r>
-    </w:p>
-    <w:p>
-      <w:pPr>
-        <w:pStyle w:val="ListBullet"/>
-        <w:spacing w:line="240" w:lineRule="auto"/>
-        <w:ind w:left="720"/>
-      </w:pPr>
-      <w:r>
-        <w:rPr>
-          <w:lang w:val="fr_FR" w:bidi="fr_FR"/>
-        </w:rPr>
-      </w:r>
-      <w:r>
-        <w:rPr>
-          <w:lang w:val="fr_FR" w:bidi="fr_FR"/>
-        </w:rPr>
-        <w:t>L'expression "être désigné" peut être traduite par "être choisi".</w:t>
-      </w:r>
-    </w:p>
-    <w:p>
-      <w:pPr>
-        <w:pStyle w:val="ListBullet"/>
-        <w:spacing w:line="240" w:lineRule="auto"/>
-        <w:ind w:left="720"/>
-      </w:pPr>
-      <w:r>
-        <w:rPr>
-          <w:lang w:val="fr_FR" w:bidi="fr_FR"/>
-        </w:rPr>
-      </w:r>
-      <w:r>
-        <w:rPr>
-          <w:lang w:val="fr_FR" w:bidi="fr_FR"/>
-        </w:rPr>
-        <w:t>Le terme "nommé" pourrait être traduit par, "désigné", "fixé" ou "choisi spécifiquement".</w:t>
-      </w:r>
-      <w:r>
-        <w:rPr>
-          <w:lang w:val="fr_FR" w:bidi="fr_FR"/>
-        </w:rPr>
-      </w:r>
-      <w:r>
-        <w:rPr>
-          <w:lang w:val="fr_FR" w:bidi="fr_FR"/>
-        </w:rPr>
-      </w:r>
-    </w:p>
-    <w:p>
-      <w:pPr/>
-      <w:r>
-        <w:rPr>
-          <w:lang w:val="fr_FR" w:bidi="fr_FR"/>
-        </w:rPr>
-      </w:r>
-    </w:p>
-    <w:p>
-      <w:pPr>
-        <w:pStyle w:val="Heading2"/>
-      </w:pPr>
-      <w:r>
-        <w:rPr>
-          <w:lang w:val="fr_FR" w:bidi="fr_FR"/>
-        </w:rPr>
-        <w:t>Nouveau marié</w:t>
-      </w:r>
-      <w:r>
-        <w:rPr>
-          <w:lang w:val="fr_FR" w:bidi="fr_FR"/>
-        </w:rPr>
-      </w:r>
-    </w:p>
-    <w:p>
-      <w:pPr>
-        <w:pStyle w:val="Heading3"/>
-      </w:pPr>
-      <w:r>
-        <w:rPr>
-          <w:lang w:val="fr_FR" w:bidi="fr_FR"/>
-        </w:rPr>
-        <w:t>Définition :</w:t>
-      </w:r>
-    </w:p>
-    <w:p>
-      <w:pPr/>
-      <w:r>
-        <w:rPr>
-          <w:lang w:val="fr_FR" w:bidi="fr_FR"/>
-        </w:rPr>
-      </w:r>
-      <w:r>
-        <w:rPr>
-          <w:lang w:val="fr_FR" w:bidi="fr_FR"/>
-        </w:rPr>
-        <w:t>Lors d'une cérémonie de mariage, l'époux est l'homme qui va épouser la fiancée.</w:t>
-      </w:r>
-    </w:p>
-    <w:p>
-      <w:pPr>
-        <w:pStyle w:val="ListBullet"/>
-        <w:spacing w:line="240" w:lineRule="auto"/>
-        <w:ind w:left="720"/>
-      </w:pPr>
-      <w:r>
-        <w:rPr>
-          <w:lang w:val="fr_FR" w:bidi="fr_FR"/>
-        </w:rPr>
-      </w:r>
-      <w:r>
-        <w:rPr>
-          <w:lang w:val="fr_FR" w:bidi="fr_FR"/>
-        </w:rPr>
-        <w:t>Dans la culture juive pendant les temps bibliques, la cérémonie était centrée autour de l'époux venant pour obtenir sa fiancée.</w:t>
-      </w:r>
-    </w:p>
-    <w:p>
-      <w:pPr>
-        <w:pStyle w:val="ListBullet"/>
-        <w:spacing w:line="240" w:lineRule="auto"/>
-        <w:ind w:left="720"/>
-      </w:pPr>
-      <w:r>
-        <w:rPr>
-          <w:lang w:val="fr_FR" w:bidi="fr_FR"/>
-        </w:rPr>
-      </w:r>
-      <w:r>
-        <w:rPr>
-          <w:lang w:val="fr_FR" w:bidi="fr_FR"/>
-        </w:rPr>
-        <w:t>Dans la Bible, Jésus est figurativement appelé "l'Epoux" qui viendra un jour pour son "épouse", l'Église.</w:t>
-      </w:r>
-    </w:p>
-    <w:p>
-      <w:pPr/>
-      <w:r>
-        <w:rPr>
-          <w:lang w:val="fr_FR" w:bidi="fr_FR"/>
-        </w:rPr>
-      </w:r>
-      <w:r>
-        <w:rPr>
-          <w:lang w:val="fr_FR" w:bidi="fr_FR"/>
-        </w:rPr>
-        <w:t>Jésus a comparé ses disciples aux amis de l'époux qui célèbrent pendant que l'époux est avec eux, mais qui sera triste quand il est parti.</w:t>
-      </w:r>
-    </w:p>
-    <w:p>
-      <w:pPr/>
-      <w:r>
-        <w:rPr>
-          <w:lang w:val="fr_FR" w:bidi="fr_FR"/>
-        </w:rPr>
-      </w:r>
-      <w:r>
-        <w:rPr>
-          <w:lang w:val="fr_FR" w:bidi="fr_FR"/>
-        </w:rPr>
-        <w:t>(Voir aussi : (../other/bride.md))</w:t>
-      </w:r>
-      <w:r>
-        <w:rPr>
-          <w:lang w:val="fr_FR" w:bidi="fr_FR"/>
-        </w:rPr>
-      </w:r>
-      <w:r>
-        <w:rPr>
-          <w:lang w:val="fr_FR" w:bidi="fr_FR"/>
-        </w:rPr>
-      </w:r>
-    </w:p>
-    <w:p>
-      <w:pPr/>
-      <w:r>
-        <w:rPr>
-          <w:lang w:val="fr_FR" w:bidi="fr_FR"/>
-        </w:rPr>
-      </w:r>
-    </w:p>
-    <w:p>
-      <w:pPr>
-        <w:pStyle w:val="Heading2"/>
-      </w:pPr>
-      <w:r>
-        <w:rPr>
-          <w:lang w:val="fr_FR" w:bidi="fr_FR"/>
-        </w:rPr>
-        <w:t>Nouvelle lune</w:t>
-      </w:r>
-      <w:r>
-        <w:rPr>
-          <w:lang w:val="fr_FR" w:bidi="fr_FR"/>
-        </w:rPr>
-      </w:r>
-    </w:p>
-    <w:p>
-      <w:pPr>
-        <w:pStyle w:val="Heading3"/>
-      </w:pPr>
-      <w:r>
-        <w:rPr>
-          <w:lang w:val="fr_FR" w:bidi="fr_FR"/>
-        </w:rPr>
-        <w:t>Définition :</w:t>
-      </w:r>
-    </w:p>
-    <w:p>
-      <w:pPr/>
-      <w:r>
-        <w:rPr>
-          <w:lang w:val="fr_FR" w:bidi="fr_FR"/>
-        </w:rPr>
-      </w:r>
-      <w:r>
-        <w:rPr>
-          <w:lang w:val="fr_FR" w:bidi="fr_FR"/>
-        </w:rPr>
-        <w:t>Une "nouvelle lune" est le premier ou le début de phase de la lune qui se déplace sur son orbite autour de la planète Terre* La lune apparaît complètement noire ou en un petit ruban en forme de croissant de la lumière sur son bord.</w:t>
-      </w:r>
-    </w:p>
-    <w:p>
-      <w:pPr>
-        <w:pStyle w:val="ListBullet"/>
-        <w:spacing w:line="240" w:lineRule="auto"/>
-        <w:ind w:left="720"/>
-      </w:pPr>
-      <w:r>
-        <w:rPr>
-          <w:lang w:val="fr_FR" w:bidi="fr_FR"/>
-        </w:rPr>
-      </w:r>
-      <w:r>
-        <w:rPr>
-          <w:lang w:val="fr_FR" w:bidi="fr_FR"/>
-        </w:rPr>
-        <w:t>Dans la Bible, il est fort probable que le terme «nouvelle lune» fait référence au moment où un tout petit éclat de la lumière de la lune se montrait, pas quand il était complètement sombre.</w:t>
-      </w:r>
-    </w:p>
-    <w:p>
-      <w:pPr>
-        <w:pStyle w:val="ListBullet"/>
-        <w:spacing w:line="240" w:lineRule="auto"/>
-        <w:ind w:left="720"/>
-      </w:pPr>
-      <w:r>
-        <w:rPr>
-          <w:lang w:val="fr_FR" w:bidi="fr_FR"/>
-        </w:rPr>
-      </w:r>
-      <w:r>
-        <w:rPr>
-          <w:lang w:val="fr_FR" w:bidi="fr_FR"/>
-        </w:rPr>
-        <w:t>La nouvelle lune a été utilisée pour marquer les débuts de certaines périodes de temps.</w:t>
-      </w:r>
-    </w:p>
-    <w:p>
-      <w:pPr>
-        <w:pStyle w:val="ListBullet"/>
-        <w:spacing w:line="240" w:lineRule="auto"/>
-        <w:ind w:left="720"/>
-      </w:pPr>
-      <w:r>
-        <w:rPr>
-          <w:lang w:val="fr_FR" w:bidi="fr_FR"/>
-        </w:rPr>
-      </w:r>
-      <w:r>
-        <w:rPr>
-          <w:lang w:val="fr_FR" w:bidi="fr_FR"/>
-        </w:rPr>
-        <w:t>Les Israélites ont célébré un nouveau festival de la lune qui a été signalé par le son du cor ou le souffle dans la corne de bélier.</w:t>
-      </w:r>
-    </w:p>
-    <w:p>
-      <w:pPr>
-        <w:pStyle w:val="ListBullet"/>
-        <w:spacing w:line="240" w:lineRule="auto"/>
-        <w:ind w:left="720"/>
-      </w:pPr>
-      <w:r>
-        <w:rPr>
-          <w:lang w:val="fr_FR" w:bidi="fr_FR"/>
-        </w:rPr>
-      </w:r>
-      <w:r>
-        <w:rPr>
-          <w:lang w:val="fr_FR" w:bidi="fr_FR"/>
-        </w:rPr>
-        <w:t>Plusieurs fois dans la Bible ce moment est appelé le «début du mois*"</w:t>
-      </w:r>
-    </w:p>
-    <w:p>
-      <w:pPr/>
-      <w:r>
-        <w:rPr>
-          <w:lang w:val="fr_FR" w:bidi="fr_FR"/>
-        </w:rPr>
-      </w:r>
-      <w:r>
-        <w:rPr>
-          <w:lang w:val="fr_FR" w:bidi="fr_FR"/>
-        </w:rPr>
-        <w:t>(Voir aussi : (../other/biblicaltimemonth.md), (../other/earth.md), (../other/festival.md), (../other/horn.md), (../other/sheep.md))</w:t>
+        <w:t>leprosy</w:t>
+      </w:r>
+      <w:r>
+        <w:rPr>
+          <w:lang w:val="fr_FR" w:bidi="fr_FR"/>
+        </w:rPr>
+        <w:t xml:space="preserve">, </w:t>
+      </w:r>
+      <w:r>
+        <w:rPr>
+          <w:lang w:val="fr_FR" w:bidi="fr_FR"/>
+        </w:rPr>
+        <w:t>reign</w:t>
+      </w:r>
+      <w:r>
+        <w:rPr>
+          <w:lang w:val="fr_FR" w:bidi="fr_FR"/>
+        </w:rPr>
+        <w:t xml:space="preserve">, </w:t>
+      </w:r>
+      <w:r>
+        <w:rPr>
+          <w:lang w:val="fr_FR" w:bidi="fr_FR"/>
+        </w:rPr>
+        <w:t>watchtower</w:t>
+      </w:r>
+      <w:r>
+        <w:rPr>
+          <w:lang w:val="fr_FR" w:bidi="fr_FR"/>
+        </w:rPr>
+        <w:t>)</w:t>
       </w:r>
       <w:r>
         <w:rPr>
